--- a/The Replication.docx
+++ b/The Replication.docx
@@ -175,14 +175,7 @@
           <w:rFonts w:ascii="Arial" w:hAnsi="Arial" w:cs="Arial"/>
           <w:lang w:val="en-US"/>
         </w:rPr>
-        <w:t xml:space="preserve">ait for the plaster to dry up, then ready to put into an oven or furnace. In the over after cooking for over 1000 degree Celsius, the wax will be burned out and vaporized, then the very hot plaster model will be placed in a </w:t>
-      </w:r>
-      <w:r>
-        <w:rPr>
-          <w:rFonts w:ascii="Arial" w:hAnsi="Arial" w:cs="Arial"/>
-          <w:lang w:val="en-US"/>
-        </w:rPr>
-        <w:t>c</w:t>
+        <w:t>ait for the plaster to dry up, then ready to put into an oven or furnace. In the over after cooking for over 1000 degree Celsius, the wax will be burned out and vaporized, then the very hot plaster model will be placed in a c</w:t>
       </w:r>
       <w:r>
         <w:rPr>
@@ -294,14 +287,7 @@
           <w:rFonts w:ascii="Arial" w:hAnsi="Arial" w:cs="Arial"/>
           <w:lang w:val="en-US"/>
         </w:rPr>
-        <w:t xml:space="preserve">. If the engine is very huge in size, I am very sure you can break the engine to separate parts, then combine it afterwards. We have got the wax engine, then add a tail (spooling) to it, this tail should be thick enough so the melted metal composite can flow through it to filled up all the inside area. Second, covered with plaster. Then wait till try, then cooking, the whole large plaster structure will put into a furnace oven for heating, heat it for 1000 degree Celsius, all the wax will be burned out and vaporized, then heat the metallic composite (metal can be any kind) to fully molten. Pour the molten metal through the pathway (spool) until it is filled up. Do we need a </w:t>
-      </w:r>
-      <w:r>
-        <w:rPr>
-          <w:rFonts w:ascii="Arial" w:hAnsi="Arial" w:cs="Arial"/>
-          <w:lang w:val="en-US"/>
-        </w:rPr>
-        <w:t>c</w:t>
+        <w:t>. If the engine is very huge in size, I am very sure you can break the engine to separate parts, then combine it afterwards. We have got the wax engine, then add a tail (spooling) to it, this tail should be thick enough so the melted metal composite can flow through it to filled up all the inside area. Second, covered with plaster. Then wait till try, then cooking, the whole large plaster structure will put into a furnace oven for heating, heat it for 1000 degree Celsius, all the wax will be burned out and vaporized, then heat the metallic composite (metal can be any kind) to fully molten. Pour the molten metal through the pathway (spool) until it is filled up. Do we need a c</w:t>
       </w:r>
       <w:r>
         <w:rPr>
@@ -315,14 +301,7 @@
           <w:rFonts w:ascii="Arial" w:hAnsi="Arial" w:cs="Arial"/>
           <w:lang w:val="en-US"/>
         </w:rPr>
-        <w:t xml:space="preserve"> machine just like partial denture. The reason to use a </w:t>
-      </w:r>
-      <w:r>
-        <w:rPr>
-          <w:rFonts w:ascii="Arial" w:hAnsi="Arial" w:cs="Arial"/>
-          <w:lang w:val="en-US"/>
-        </w:rPr>
-        <w:t>c</w:t>
+        <w:t xml:space="preserve"> machine just like partial denture. The reason to use a c</w:t>
       </w:r>
       <w:r>
         <w:rPr>
@@ -416,6 +395,13 @@
           <w:lang w:val="en-US"/>
         </w:rPr>
         <w:t xml:space="preserve"> </w:t>
+      </w:r>
+      <w:r>
+        <w:rPr>
+          <w:rFonts w:ascii="Arial" w:hAnsi="Arial" w:cs="Arial"/>
+          <w:lang w:val="en-US"/>
+        </w:rPr>
+        <w:t xml:space="preserve">This kind of replication is very fast and efficient and can replicate any complex structure plus can replicate accurately in terms of size and shape. </w:t>
       </w:r>
       <w:r>
         <w:rPr>

--- a/The Replication.docx
+++ b/The Replication.docx
@@ -28,6 +28,29 @@
     </w:p>
     <w:p>
       <w:pPr>
+        <w:rPr>
+          <w:rFonts w:ascii="Arial" w:hAnsi="Arial" w:cs="Arial"/>
+          <w:b/>
+          <w:bCs/>
+          <w:i/>
+          <w:iCs/>
+          <w:lang w:val="en-US"/>
+        </w:rPr>
+      </w:pPr>
+      <w:r>
+        <w:rPr>
+          <w:rFonts w:ascii="Arial" w:hAnsi="Arial" w:cs="Arial"/>
+          <w:b/>
+          <w:bCs/>
+          <w:i/>
+          <w:iCs/>
+          <w:lang w:val="en-US"/>
+        </w:rPr>
+        <w:t>Resources from Microsoft Copilot</w:t>
+      </w:r>
+    </w:p>
+    <w:p>
+      <w:pPr>
         <w:jc w:val="both"/>
         <w:rPr>
           <w:rFonts w:ascii="Arial" w:hAnsi="Arial" w:cs="Arial"/>
@@ -366,15 +389,13 @@
         </w:rPr>
         <w:t xml:space="preserve">need to keep heating the outside plaster with a hammer </w:t>
       </w:r>
-      <w:proofErr w:type="gramStart"/>
-      <w:r>
-        <w:rPr>
-          <w:rFonts w:ascii="Arial" w:hAnsi="Arial" w:cs="Arial"/>
-          <w:lang w:val="en-US"/>
-        </w:rPr>
-        <w:t>so as to</w:t>
-      </w:r>
-      <w:proofErr w:type="gramEnd"/>
+      <w:r>
+        <w:rPr>
+          <w:rFonts w:ascii="Arial" w:hAnsi="Arial" w:cs="Arial"/>
+          <w:lang w:val="en-US"/>
+        </w:rPr>
+        <w:t>to</w:t>
+      </w:r>
       <w:r>
         <w:rPr>
           <w:rFonts w:ascii="Arial" w:hAnsi="Arial" w:cs="Arial"/>
@@ -401,36 +422,1338 @@
           <w:rFonts w:ascii="Arial" w:hAnsi="Arial" w:cs="Arial"/>
           <w:lang w:val="en-US"/>
         </w:rPr>
-        <w:t xml:space="preserve">This kind of replication is very fast and efficient and can replicate any complex structure plus can replicate accurately in terms of size and shape. </w:t>
-      </w:r>
-      <w:r>
-        <w:rPr>
-          <w:rFonts w:ascii="Arial" w:hAnsi="Arial" w:cs="Arial"/>
-          <w:lang w:val="en-US"/>
-        </w:rPr>
-        <w:t xml:space="preserve">     </w:t>
-      </w:r>
-      <w:r>
-        <w:rPr>
-          <w:rFonts w:ascii="Arial" w:hAnsi="Arial" w:cs="Arial"/>
-          <w:lang w:val="en-US"/>
-        </w:rPr>
-        <w:t xml:space="preserve">  </w:t>
-      </w:r>
-      <w:r>
-        <w:rPr>
-          <w:rFonts w:ascii="Arial" w:hAnsi="Arial" w:cs="Arial"/>
-          <w:lang w:val="en-US"/>
-        </w:rPr>
-        <w:t xml:space="preserve"> </w:t>
-      </w:r>
-      <w:r>
-        <w:rPr>
-          <w:rFonts w:ascii="Arial" w:hAnsi="Arial" w:cs="Arial"/>
-          <w:lang w:val="en-US"/>
-        </w:rPr>
-        <w:t xml:space="preserve"> </w:t>
-      </w:r>
+        <w:t>This kind of replication is very fast and efficient and can replicate any complex structure plus can replicate accurately in terms of size and shape.</w:t>
+      </w:r>
+    </w:p>
+    <w:p>
+      <w:pPr>
+        <w:rPr>
+          <w:rFonts w:ascii="Arial" w:hAnsi="Arial" w:cs="Arial"/>
+          <w:lang w:val="en-US"/>
+        </w:rPr>
+      </w:pPr>
+      <w:r>
+        <w:rPr>
+          <w:rFonts w:ascii="Arial" w:hAnsi="Arial" w:cs="Arial"/>
+          <w:lang w:val="en-US"/>
+        </w:rPr>
+        <w:br w:type="page"/>
+      </w:r>
+      <w:r>
+        <w:rPr>
+          <w:rFonts w:ascii="Arial" w:hAnsi="Arial" w:cs="Arial"/>
+          <w:b/>
+          <w:bCs/>
+          <w:lang w:val="en-US"/>
+        </w:rPr>
+        <w:lastRenderedPageBreak/>
+        <w:t>Side Note:</w:t>
+      </w:r>
+    </w:p>
+    <w:p>
+      <w:pPr>
+        <w:jc w:val="both"/>
+        <w:rPr>
+          <w:rFonts w:ascii="Arial" w:hAnsi="Arial" w:cs="Arial"/>
+        </w:rPr>
+      </w:pPr>
+      <w:r>
+        <w:rPr>
+          <w:rFonts w:ascii="Arial" w:hAnsi="Arial" w:cs="Arial"/>
+        </w:rPr>
+        <w:t xml:space="preserve">I want to know is there any chemical substances that </w:t>
+      </w:r>
+      <w:r>
+        <w:rPr>
+          <w:rFonts w:ascii="Arial" w:hAnsi="Arial" w:cs="Arial"/>
+        </w:rPr>
+        <w:t>makes</w:t>
+      </w:r>
+      <w:r>
+        <w:rPr>
+          <w:rFonts w:ascii="Arial" w:hAnsi="Arial" w:cs="Arial"/>
+        </w:rPr>
+        <w:t xml:space="preserve"> melted molten metal to more fluid that flows like a liquid?</w:t>
+      </w:r>
+    </w:p>
+    <w:p>
+      <w:pPr>
+        <w:jc w:val="both"/>
+        <w:rPr>
+          <w:rFonts w:ascii="Arial" w:hAnsi="Arial" w:cs="Arial"/>
+        </w:rPr>
+      </w:pPr>
+    </w:p>
+    <w:p>
+      <w:pPr>
+        <w:jc w:val="both"/>
+        <w:rPr>
+          <w:rFonts w:ascii="Arial" w:hAnsi="Arial" w:cs="Arial"/>
+        </w:rPr>
+      </w:pPr>
+      <w:r>
+        <w:rPr>
+          <w:rStyle w:val="Strong"/>
+          <w:rFonts w:ascii="Arial" w:hAnsi="Arial" w:cs="Arial"/>
+        </w:rPr>
+        <w:t>Short answer:</w:t>
+      </w:r>
+      <w:r>
+        <w:rPr>
+          <w:rFonts w:ascii="Arial" w:hAnsi="Arial" w:cs="Arial"/>
+        </w:rPr>
+        <w:t xml:space="preserve"> Yes — in metallurgy, there </w:t>
+      </w:r>
+      <w:r>
+        <w:rPr>
+          <w:rStyle w:val="Emphasis"/>
+          <w:rFonts w:ascii="Arial" w:hAnsi="Arial" w:cs="Arial"/>
+        </w:rPr>
+        <w:t>are</w:t>
+      </w:r>
+      <w:r>
+        <w:rPr>
+          <w:rFonts w:ascii="Arial" w:hAnsi="Arial" w:cs="Arial"/>
+        </w:rPr>
+        <w:t xml:space="preserve"> chemical additives that can make molten metal more fluid. They are called </w:t>
+      </w:r>
+      <w:r>
+        <w:rPr>
+          <w:rStyle w:val="Strong"/>
+          <w:rFonts w:ascii="Arial" w:hAnsi="Arial" w:cs="Arial"/>
+        </w:rPr>
+        <w:t>fluxes</w:t>
+      </w:r>
+      <w:r>
+        <w:rPr>
+          <w:rFonts w:ascii="Arial" w:hAnsi="Arial" w:cs="Arial"/>
+        </w:rPr>
+        <w:t xml:space="preserve">, </w:t>
+      </w:r>
+      <w:r>
+        <w:rPr>
+          <w:rStyle w:val="Strong"/>
+          <w:rFonts w:ascii="Arial" w:hAnsi="Arial" w:cs="Arial"/>
+        </w:rPr>
+        <w:t>modifiers</w:t>
+      </w:r>
+      <w:r>
+        <w:rPr>
+          <w:rFonts w:ascii="Arial" w:hAnsi="Arial" w:cs="Arial"/>
+        </w:rPr>
+        <w:t xml:space="preserve">, and </w:t>
+      </w:r>
+      <w:r>
+        <w:rPr>
+          <w:rStyle w:val="Strong"/>
+          <w:rFonts w:ascii="Arial" w:hAnsi="Arial" w:cs="Arial"/>
+        </w:rPr>
+        <w:t>alloying elements</w:t>
+      </w:r>
+      <w:r>
+        <w:rPr>
+          <w:rFonts w:ascii="Arial" w:hAnsi="Arial" w:cs="Arial"/>
+        </w:rPr>
+        <w:t>, and they work by lowering surface tension, reducing viscosity, or cleaning impurities so the melt flows more like a liquid.</w:t>
+      </w:r>
+    </w:p>
+    <w:p>
+      <w:pPr>
+        <w:jc w:val="both"/>
+        <w:rPr>
+          <w:rFonts w:ascii="Arial" w:hAnsi="Arial" w:cs="Arial"/>
+        </w:rPr>
+      </w:pPr>
+    </w:p>
+    <w:p>
+      <w:pPr>
+        <w:spacing w:before="100" w:beforeAutospacing="1" w:after="100" w:afterAutospacing="1" w:line="240" w:lineRule="auto"/>
+        <w:jc w:val="both"/>
+        <w:outlineLvl w:val="2"/>
+        <w:rPr>
+          <w:rFonts w:ascii="Arial" w:eastAsia="Times New Roman" w:hAnsi="Arial" w:cs="Arial"/>
+          <w:b/>
+          <w:bCs/>
+          <w:kern w:val="0"/>
+          <w14:ligatures w14:val="none"/>
+        </w:rPr>
+      </w:pPr>
+      <w:r>
+        <w:rPr>
+          <w:rFonts w:ascii="Arial" w:eastAsia="Times New Roman" w:hAnsi="Arial" w:cs="Arial"/>
+          <w:b/>
+          <w:bCs/>
+          <w:kern w:val="0"/>
+          <w14:ligatures w14:val="none"/>
+        </w:rPr>
+        <w:t>1. Fluxes — the most common fluidity enhancers</w:t>
+      </w:r>
+    </w:p>
+    <w:p>
+      <w:pPr>
+        <w:spacing w:before="100" w:beforeAutospacing="1" w:after="100" w:afterAutospacing="1" w:line="240" w:lineRule="auto"/>
+        <w:jc w:val="both"/>
+        <w:rPr>
+          <w:rFonts w:ascii="Arial" w:eastAsia="Times New Roman" w:hAnsi="Arial" w:cs="Arial"/>
+          <w:kern w:val="0"/>
+          <w14:ligatures w14:val="none"/>
+        </w:rPr>
+      </w:pPr>
+      <w:r>
+        <w:rPr>
+          <w:rFonts w:ascii="Arial" w:eastAsia="Times New Roman" w:hAnsi="Arial" w:cs="Arial"/>
+          <w:kern w:val="0"/>
+          <w14:ligatures w14:val="none"/>
+        </w:rPr>
+        <w:t>Fluxes dissolve oxides and impurities, making the melt cleaner and more free</w:t>
+      </w:r>
+      <w:r>
+        <w:rPr>
+          <w:rFonts w:ascii="Arial" w:eastAsia="Times New Roman" w:hAnsi="Arial" w:cs="Arial"/>
+          <w:kern w:val="0"/>
+          <w14:ligatures w14:val="none"/>
+        </w:rPr>
+        <w:noBreakHyphen/>
+        <w:t>flowing.</w:t>
+      </w:r>
+    </w:p>
+    <w:p>
+      <w:pPr>
+        <w:numPr>
+          <w:ilvl w:val="0"/>
+          <w:numId w:val="1"/>
+        </w:numPr>
+        <w:spacing w:before="100" w:beforeAutospacing="1" w:after="100" w:afterAutospacing="1" w:line="240" w:lineRule="auto"/>
+        <w:jc w:val="both"/>
+        <w:rPr>
+          <w:rFonts w:ascii="Arial" w:eastAsia="Times New Roman" w:hAnsi="Arial" w:cs="Arial"/>
+          <w:kern w:val="0"/>
+          <w14:ligatures w14:val="none"/>
+        </w:rPr>
+      </w:pPr>
+      <w:r>
+        <w:rPr>
+          <w:rFonts w:ascii="Arial" w:eastAsia="Times New Roman" w:hAnsi="Arial" w:cs="Arial"/>
+          <w:b/>
+          <w:bCs/>
+          <w:kern w:val="0"/>
+          <w14:ligatures w14:val="none"/>
+        </w:rPr>
+        <w:t>Chloride fluxes</w:t>
+      </w:r>
+      <w:r>
+        <w:rPr>
+          <w:rFonts w:ascii="Arial" w:eastAsia="Times New Roman" w:hAnsi="Arial" w:cs="Arial"/>
+          <w:kern w:val="0"/>
+          <w14:ligatures w14:val="none"/>
+        </w:rPr>
+        <w:t xml:space="preserve"> (e.g., NaCl, KCl) Used in </w:t>
+      </w:r>
+      <w:r>
+        <w:rPr>
+          <w:rFonts w:ascii="Arial" w:eastAsia="Times New Roman" w:hAnsi="Arial" w:cs="Arial"/>
+          <w:kern w:val="0"/>
+          <w14:ligatures w14:val="none"/>
+        </w:rPr>
+        <w:t>aluminium</w:t>
+      </w:r>
+      <w:r>
+        <w:rPr>
+          <w:rFonts w:ascii="Arial" w:eastAsia="Times New Roman" w:hAnsi="Arial" w:cs="Arial"/>
+          <w:kern w:val="0"/>
+          <w14:ligatures w14:val="none"/>
+        </w:rPr>
+        <w:t xml:space="preserve"> casting; they remove oxide films and reduce viscosity. </w:t>
+      </w:r>
+    </w:p>
+    <w:p>
+      <w:pPr>
+        <w:numPr>
+          <w:ilvl w:val="0"/>
+          <w:numId w:val="1"/>
+        </w:numPr>
+        <w:spacing w:before="100" w:beforeAutospacing="1" w:after="100" w:afterAutospacing="1" w:line="240" w:lineRule="auto"/>
+        <w:jc w:val="both"/>
+        <w:rPr>
+          <w:rFonts w:ascii="Arial" w:eastAsia="Times New Roman" w:hAnsi="Arial" w:cs="Arial"/>
+          <w:kern w:val="0"/>
+          <w14:ligatures w14:val="none"/>
+        </w:rPr>
+      </w:pPr>
+      <w:r>
+        <w:rPr>
+          <w:rFonts w:ascii="Arial" w:eastAsia="Times New Roman" w:hAnsi="Arial" w:cs="Arial"/>
+          <w:b/>
+          <w:bCs/>
+          <w:kern w:val="0"/>
+          <w14:ligatures w14:val="none"/>
+        </w:rPr>
+        <w:t>Fluoride fluxes</w:t>
+      </w:r>
+      <w:r>
+        <w:rPr>
+          <w:rFonts w:ascii="Arial" w:eastAsia="Times New Roman" w:hAnsi="Arial" w:cs="Arial"/>
+          <w:kern w:val="0"/>
+          <w14:ligatures w14:val="none"/>
+        </w:rPr>
+        <w:t xml:space="preserve"> (e.g., cryolite Na</w:t>
+      </w:r>
+      <w:r>
+        <w:rPr>
+          <w:rFonts w:ascii="Cambria Math" w:eastAsia="Times New Roman" w:hAnsi="Cambria Math" w:cs="Cambria Math"/>
+          <w:kern w:val="0"/>
+          <w14:ligatures w14:val="none"/>
+        </w:rPr>
+        <w:t>₃</w:t>
+      </w:r>
+      <w:r>
+        <w:rPr>
+          <w:rFonts w:ascii="Arial" w:eastAsia="Times New Roman" w:hAnsi="Arial" w:cs="Arial"/>
+          <w:kern w:val="0"/>
+          <w14:ligatures w14:val="none"/>
+        </w:rPr>
+        <w:t>AlF</w:t>
+      </w:r>
+      <w:r>
+        <w:rPr>
+          <w:rFonts w:ascii="Cambria Math" w:eastAsia="Times New Roman" w:hAnsi="Cambria Math" w:cs="Cambria Math"/>
+          <w:kern w:val="0"/>
+          <w14:ligatures w14:val="none"/>
+        </w:rPr>
+        <w:t>₆</w:t>
+      </w:r>
+      <w:r>
+        <w:rPr>
+          <w:rFonts w:ascii="Arial" w:eastAsia="Times New Roman" w:hAnsi="Arial" w:cs="Arial"/>
+          <w:kern w:val="0"/>
+          <w14:ligatures w14:val="none"/>
+        </w:rPr>
+        <w:t xml:space="preserve">) Used in </w:t>
+      </w:r>
+      <w:r>
+        <w:rPr>
+          <w:rFonts w:ascii="Arial" w:eastAsia="Times New Roman" w:hAnsi="Arial" w:cs="Arial"/>
+          <w:kern w:val="0"/>
+          <w14:ligatures w14:val="none"/>
+        </w:rPr>
+        <w:t>aluminium</w:t>
+      </w:r>
+      <w:r>
+        <w:rPr>
+          <w:rFonts w:ascii="Arial" w:eastAsia="Times New Roman" w:hAnsi="Arial" w:cs="Arial"/>
+          <w:kern w:val="0"/>
+          <w14:ligatures w14:val="none"/>
+        </w:rPr>
+        <w:t xml:space="preserve"> smelting; they lower melting point and improve fluidity.</w:t>
+      </w:r>
+    </w:p>
+    <w:p>
+      <w:pPr>
+        <w:numPr>
+          <w:ilvl w:val="0"/>
+          <w:numId w:val="1"/>
+        </w:numPr>
+        <w:spacing w:before="100" w:beforeAutospacing="1" w:after="100" w:afterAutospacing="1" w:line="240" w:lineRule="auto"/>
+        <w:jc w:val="both"/>
+        <w:rPr>
+          <w:rFonts w:ascii="Arial" w:eastAsia="Times New Roman" w:hAnsi="Arial" w:cs="Arial"/>
+          <w:kern w:val="0"/>
+          <w14:ligatures w14:val="none"/>
+        </w:rPr>
+      </w:pPr>
+      <w:r>
+        <w:rPr>
+          <w:rFonts w:ascii="Arial" w:eastAsia="Times New Roman" w:hAnsi="Arial" w:cs="Arial"/>
+          <w:b/>
+          <w:bCs/>
+          <w:kern w:val="0"/>
+          <w14:ligatures w14:val="none"/>
+        </w:rPr>
+        <w:t>Mixed flux compositions</w:t>
+      </w:r>
+      <w:r>
+        <w:rPr>
+          <w:rFonts w:ascii="Arial" w:eastAsia="Times New Roman" w:hAnsi="Arial" w:cs="Arial"/>
+          <w:kern w:val="0"/>
+          <w14:ligatures w14:val="none"/>
+        </w:rPr>
+        <w:t xml:space="preserve"> Research shows flux composition directly affects melt cleanliness and fluidity in AlSi alloys.</w:t>
+      </w:r>
+    </w:p>
+    <w:p>
+      <w:pPr>
+        <w:spacing w:before="100" w:beforeAutospacing="1" w:after="100" w:afterAutospacing="1" w:line="240" w:lineRule="auto"/>
+        <w:jc w:val="both"/>
+        <w:outlineLvl w:val="2"/>
+        <w:rPr>
+          <w:rFonts w:ascii="Arial" w:eastAsia="Times New Roman" w:hAnsi="Arial" w:cs="Arial"/>
+          <w:b/>
+          <w:bCs/>
+          <w:kern w:val="0"/>
+          <w14:ligatures w14:val="none"/>
+        </w:rPr>
+      </w:pPr>
+      <w:r>
+        <w:rPr>
+          <w:rFonts w:ascii="Arial" w:eastAsia="Times New Roman" w:hAnsi="Arial" w:cs="Arial"/>
+          <w:b/>
+          <w:bCs/>
+          <w:kern w:val="0"/>
+          <w14:ligatures w14:val="none"/>
+        </w:rPr>
+        <w:t>2. Alloying elements that increase fluidity</w:t>
+      </w:r>
+    </w:p>
+    <w:p>
+      <w:pPr>
+        <w:spacing w:before="100" w:beforeAutospacing="1" w:after="100" w:afterAutospacing="1" w:line="240" w:lineRule="auto"/>
+        <w:jc w:val="both"/>
+        <w:rPr>
+          <w:rFonts w:ascii="Arial" w:eastAsia="Times New Roman" w:hAnsi="Arial" w:cs="Arial"/>
+          <w:kern w:val="0"/>
+          <w14:ligatures w14:val="none"/>
+        </w:rPr>
+      </w:pPr>
+      <w:r>
+        <w:rPr>
+          <w:rFonts w:ascii="Arial" w:eastAsia="Times New Roman" w:hAnsi="Arial" w:cs="Arial"/>
+          <w:kern w:val="0"/>
+          <w14:ligatures w14:val="none"/>
+        </w:rPr>
+        <w:t>Some elements naturally make molten metal flow better:</w:t>
+      </w:r>
+    </w:p>
+    <w:p>
+      <w:pPr>
+        <w:numPr>
+          <w:ilvl w:val="0"/>
+          <w:numId w:val="2"/>
+        </w:numPr>
+        <w:spacing w:before="100" w:beforeAutospacing="1" w:after="100" w:afterAutospacing="1" w:line="240" w:lineRule="auto"/>
+        <w:jc w:val="both"/>
+        <w:rPr>
+          <w:rFonts w:ascii="Arial" w:eastAsia="Times New Roman" w:hAnsi="Arial" w:cs="Arial"/>
+          <w:kern w:val="0"/>
+          <w14:ligatures w14:val="none"/>
+        </w:rPr>
+      </w:pPr>
+      <w:r>
+        <w:rPr>
+          <w:rFonts w:ascii="Arial" w:eastAsia="Times New Roman" w:hAnsi="Arial" w:cs="Arial"/>
+          <w:b/>
+          <w:bCs/>
+          <w:kern w:val="0"/>
+          <w14:ligatures w14:val="none"/>
+        </w:rPr>
+        <w:t>Silicon (Si)</w:t>
+      </w:r>
+      <w:r>
+        <w:rPr>
+          <w:rFonts w:ascii="Arial" w:eastAsia="Times New Roman" w:hAnsi="Arial" w:cs="Arial"/>
+          <w:kern w:val="0"/>
+          <w14:ligatures w14:val="none"/>
+        </w:rPr>
+        <w:t xml:space="preserve"> — dramatically increases fluidity in </w:t>
+      </w:r>
+      <w:r>
+        <w:rPr>
+          <w:rFonts w:ascii="Arial" w:eastAsia="Times New Roman" w:hAnsi="Arial" w:cs="Arial"/>
+          <w:kern w:val="0"/>
+          <w14:ligatures w14:val="none"/>
+        </w:rPr>
+        <w:t>aluminium</w:t>
+      </w:r>
+      <w:r>
+        <w:rPr>
+          <w:rFonts w:ascii="Arial" w:eastAsia="Times New Roman" w:hAnsi="Arial" w:cs="Arial"/>
+          <w:kern w:val="0"/>
+          <w14:ligatures w14:val="none"/>
+        </w:rPr>
+        <w:t xml:space="preserve"> alloys (e.g., Al</w:t>
+      </w:r>
+      <w:r>
+        <w:rPr>
+          <w:rFonts w:ascii="Arial" w:eastAsia="Times New Roman" w:hAnsi="Arial" w:cs="Arial"/>
+          <w:kern w:val="0"/>
+          <w14:ligatures w14:val="none"/>
+        </w:rPr>
+        <w:noBreakHyphen/>
+        <w:t>Si casting alloys).</w:t>
+      </w:r>
+    </w:p>
+    <w:p>
+      <w:pPr>
+        <w:numPr>
+          <w:ilvl w:val="0"/>
+          <w:numId w:val="2"/>
+        </w:numPr>
+        <w:spacing w:before="100" w:beforeAutospacing="1" w:after="100" w:afterAutospacing="1" w:line="240" w:lineRule="auto"/>
+        <w:jc w:val="both"/>
+        <w:rPr>
+          <w:rFonts w:ascii="Arial" w:eastAsia="Times New Roman" w:hAnsi="Arial" w:cs="Arial"/>
+          <w:kern w:val="0"/>
+          <w14:ligatures w14:val="none"/>
+        </w:rPr>
+      </w:pPr>
+      <w:r>
+        <w:rPr>
+          <w:rFonts w:ascii="Arial" w:eastAsia="Times New Roman" w:hAnsi="Arial" w:cs="Arial"/>
+          <w:b/>
+          <w:bCs/>
+          <w:kern w:val="0"/>
+          <w14:ligatures w14:val="none"/>
+        </w:rPr>
+        <w:t>Phosphorus (P)</w:t>
+      </w:r>
+      <w:r>
+        <w:rPr>
+          <w:rFonts w:ascii="Arial" w:eastAsia="Times New Roman" w:hAnsi="Arial" w:cs="Arial"/>
+          <w:kern w:val="0"/>
+          <w14:ligatures w14:val="none"/>
+        </w:rPr>
+        <w:t xml:space="preserve"> — improves fluidity in cast iron.</w:t>
+      </w:r>
+    </w:p>
+    <w:p>
+      <w:pPr>
+        <w:numPr>
+          <w:ilvl w:val="0"/>
+          <w:numId w:val="2"/>
+        </w:numPr>
+        <w:spacing w:before="100" w:beforeAutospacing="1" w:after="100" w:afterAutospacing="1" w:line="240" w:lineRule="auto"/>
+        <w:jc w:val="both"/>
+        <w:rPr>
+          <w:rFonts w:ascii="Arial" w:eastAsia="Times New Roman" w:hAnsi="Arial" w:cs="Arial"/>
+          <w:kern w:val="0"/>
+          <w14:ligatures w14:val="none"/>
+        </w:rPr>
+      </w:pPr>
+      <w:r>
+        <w:rPr>
+          <w:rFonts w:ascii="Arial" w:eastAsia="Times New Roman" w:hAnsi="Arial" w:cs="Arial"/>
+          <w:b/>
+          <w:bCs/>
+          <w:kern w:val="0"/>
+          <w14:ligatures w14:val="none"/>
+        </w:rPr>
+        <w:t>Sulphur</w:t>
+      </w:r>
+      <w:r>
+        <w:rPr>
+          <w:rFonts w:ascii="Arial" w:eastAsia="Times New Roman" w:hAnsi="Arial" w:cs="Arial"/>
+          <w:b/>
+          <w:bCs/>
+          <w:kern w:val="0"/>
+          <w14:ligatures w14:val="none"/>
+        </w:rPr>
+        <w:t xml:space="preserve"> (S)</w:t>
+      </w:r>
+      <w:r>
+        <w:rPr>
+          <w:rFonts w:ascii="Arial" w:eastAsia="Times New Roman" w:hAnsi="Arial" w:cs="Arial"/>
+          <w:kern w:val="0"/>
+          <w14:ligatures w14:val="none"/>
+        </w:rPr>
+        <w:t xml:space="preserve"> — increases fluidity in steel (but too much causes brittleness).</w:t>
+      </w:r>
+    </w:p>
+    <w:p>
+      <w:pPr>
+        <w:numPr>
+          <w:ilvl w:val="0"/>
+          <w:numId w:val="2"/>
+        </w:numPr>
+        <w:spacing w:before="100" w:beforeAutospacing="1" w:after="100" w:afterAutospacing="1" w:line="240" w:lineRule="auto"/>
+        <w:jc w:val="both"/>
+        <w:rPr>
+          <w:rFonts w:ascii="Arial" w:eastAsia="Times New Roman" w:hAnsi="Arial" w:cs="Arial"/>
+          <w:kern w:val="0"/>
+          <w14:ligatures w14:val="none"/>
+        </w:rPr>
+      </w:pPr>
+      <w:r>
+        <w:rPr>
+          <w:rFonts w:ascii="Arial" w:eastAsia="Times New Roman" w:hAnsi="Arial" w:cs="Arial"/>
+          <w:b/>
+          <w:bCs/>
+          <w:kern w:val="0"/>
+          <w14:ligatures w14:val="none"/>
+        </w:rPr>
+        <w:t>Sodium (Na)</w:t>
+      </w:r>
+      <w:r>
+        <w:rPr>
+          <w:rFonts w:ascii="Arial" w:eastAsia="Times New Roman" w:hAnsi="Arial" w:cs="Arial"/>
+          <w:kern w:val="0"/>
+          <w14:ligatures w14:val="none"/>
+        </w:rPr>
+        <w:t xml:space="preserve"> — recent research shows sodium can lower melting temperature and enhance solidification </w:t>
+      </w:r>
+      <w:r>
+        <w:rPr>
+          <w:rFonts w:ascii="Arial" w:eastAsia="Times New Roman" w:hAnsi="Arial" w:cs="Arial"/>
+          <w:kern w:val="0"/>
+          <w14:ligatures w14:val="none"/>
+        </w:rPr>
+        <w:t>behaviour</w:t>
+      </w:r>
+      <w:r>
+        <w:rPr>
+          <w:rFonts w:ascii="Arial" w:eastAsia="Times New Roman" w:hAnsi="Arial" w:cs="Arial"/>
+          <w:kern w:val="0"/>
+          <w14:ligatures w14:val="none"/>
+        </w:rPr>
+        <w:t>.</w:t>
+      </w:r>
+    </w:p>
+    <w:p>
+      <w:pPr>
+        <w:spacing w:before="100" w:beforeAutospacing="1" w:after="100" w:afterAutospacing="1" w:line="240" w:lineRule="auto"/>
+        <w:jc w:val="both"/>
+        <w:outlineLvl w:val="2"/>
+        <w:rPr>
+          <w:rFonts w:ascii="Arial" w:eastAsia="Times New Roman" w:hAnsi="Arial" w:cs="Arial"/>
+          <w:b/>
+          <w:bCs/>
+          <w:kern w:val="0"/>
+          <w14:ligatures w14:val="none"/>
+        </w:rPr>
+      </w:pPr>
+      <w:r>
+        <w:rPr>
+          <w:rFonts w:ascii="Arial" w:eastAsia="Times New Roman" w:hAnsi="Arial" w:cs="Arial"/>
+          <w:b/>
+          <w:bCs/>
+          <w:kern w:val="0"/>
+          <w14:ligatures w14:val="none"/>
+        </w:rPr>
+        <w:t>3. Modifiers / inoculants</w:t>
+      </w:r>
+    </w:p>
+    <w:p>
+      <w:pPr>
+        <w:spacing w:before="100" w:beforeAutospacing="1" w:after="100" w:afterAutospacing="1" w:line="240" w:lineRule="auto"/>
+        <w:jc w:val="both"/>
+        <w:rPr>
+          <w:rFonts w:ascii="Arial" w:eastAsia="Times New Roman" w:hAnsi="Arial" w:cs="Arial"/>
+          <w:kern w:val="0"/>
+          <w14:ligatures w14:val="none"/>
+        </w:rPr>
+      </w:pPr>
+      <w:r>
+        <w:rPr>
+          <w:rFonts w:ascii="Arial" w:eastAsia="Times New Roman" w:hAnsi="Arial" w:cs="Arial"/>
+          <w:kern w:val="0"/>
+          <w14:ligatures w14:val="none"/>
+        </w:rPr>
+        <w:t>These are added in tiny amounts to change how the metal solidifies, indirectly improving flow:</w:t>
+      </w:r>
+    </w:p>
+    <w:p>
+      <w:pPr>
+        <w:numPr>
+          <w:ilvl w:val="0"/>
+          <w:numId w:val="3"/>
+        </w:numPr>
+        <w:spacing w:before="100" w:beforeAutospacing="1" w:after="100" w:afterAutospacing="1" w:line="240" w:lineRule="auto"/>
+        <w:jc w:val="both"/>
+        <w:rPr>
+          <w:rFonts w:ascii="Arial" w:eastAsia="Times New Roman" w:hAnsi="Arial" w:cs="Arial"/>
+          <w:kern w:val="0"/>
+          <w14:ligatures w14:val="none"/>
+        </w:rPr>
+      </w:pPr>
+      <w:r>
+        <w:rPr>
+          <w:rFonts w:ascii="Arial" w:eastAsia="Times New Roman" w:hAnsi="Arial" w:cs="Arial"/>
+          <w:b/>
+          <w:bCs/>
+          <w:kern w:val="0"/>
+          <w14:ligatures w14:val="none"/>
+        </w:rPr>
+        <w:t>Strontium (Sr)</w:t>
+      </w:r>
+      <w:r>
+        <w:rPr>
+          <w:rFonts w:ascii="Arial" w:eastAsia="Times New Roman" w:hAnsi="Arial" w:cs="Arial"/>
+          <w:kern w:val="0"/>
+          <w14:ligatures w14:val="none"/>
+        </w:rPr>
+        <w:t xml:space="preserve"> in </w:t>
+      </w:r>
+      <w:r>
+        <w:rPr>
+          <w:rFonts w:ascii="Arial" w:eastAsia="Times New Roman" w:hAnsi="Arial" w:cs="Arial"/>
+          <w:kern w:val="0"/>
+          <w14:ligatures w14:val="none"/>
+        </w:rPr>
+        <w:t>aluminium</w:t>
+      </w:r>
+    </w:p>
+    <w:p>
+      <w:pPr>
+        <w:numPr>
+          <w:ilvl w:val="0"/>
+          <w:numId w:val="3"/>
+        </w:numPr>
+        <w:spacing w:before="100" w:beforeAutospacing="1" w:after="100" w:afterAutospacing="1" w:line="240" w:lineRule="auto"/>
+        <w:jc w:val="both"/>
+        <w:rPr>
+          <w:rFonts w:ascii="Arial" w:eastAsia="Times New Roman" w:hAnsi="Arial" w:cs="Arial"/>
+          <w:kern w:val="0"/>
+          <w14:ligatures w14:val="none"/>
+        </w:rPr>
+      </w:pPr>
+      <w:r>
+        <w:rPr>
+          <w:rFonts w:ascii="Arial" w:eastAsia="Times New Roman" w:hAnsi="Arial" w:cs="Arial"/>
+          <w:b/>
+          <w:bCs/>
+          <w:kern w:val="0"/>
+          <w14:ligatures w14:val="none"/>
+        </w:rPr>
+        <w:t>Magnesium (Mg)</w:t>
+      </w:r>
+      <w:r>
+        <w:rPr>
+          <w:rFonts w:ascii="Arial" w:eastAsia="Times New Roman" w:hAnsi="Arial" w:cs="Arial"/>
+          <w:kern w:val="0"/>
+          <w14:ligatures w14:val="none"/>
+        </w:rPr>
+        <w:t xml:space="preserve"> in cast iron</w:t>
+      </w:r>
+    </w:p>
+    <w:p>
+      <w:pPr>
+        <w:numPr>
+          <w:ilvl w:val="0"/>
+          <w:numId w:val="3"/>
+        </w:numPr>
+        <w:spacing w:before="100" w:beforeAutospacing="1" w:after="100" w:afterAutospacing="1" w:line="240" w:lineRule="auto"/>
+        <w:jc w:val="both"/>
+        <w:rPr>
+          <w:rFonts w:ascii="Arial" w:eastAsia="Times New Roman" w:hAnsi="Arial" w:cs="Arial"/>
+          <w:kern w:val="0"/>
+          <w14:ligatures w14:val="none"/>
+        </w:rPr>
+      </w:pPr>
+      <w:r>
+        <w:rPr>
+          <w:rFonts w:ascii="Arial" w:eastAsia="Times New Roman" w:hAnsi="Arial" w:cs="Arial"/>
+          <w:b/>
+          <w:bCs/>
+          <w:kern w:val="0"/>
+          <w14:ligatures w14:val="none"/>
+        </w:rPr>
+        <w:t>Titanium–boron (TiB</w:t>
+      </w:r>
+      <w:r>
+        <w:rPr>
+          <w:rFonts w:ascii="Cambria Math" w:eastAsia="Times New Roman" w:hAnsi="Cambria Math" w:cs="Cambria Math"/>
+          <w:b/>
+          <w:bCs/>
+          <w:kern w:val="0"/>
+          <w14:ligatures w14:val="none"/>
+        </w:rPr>
+        <w:t>₂</w:t>
+      </w:r>
+      <w:r>
+        <w:rPr>
+          <w:rFonts w:ascii="Arial" w:eastAsia="Times New Roman" w:hAnsi="Arial" w:cs="Arial"/>
+          <w:b/>
+          <w:bCs/>
+          <w:kern w:val="0"/>
+          <w14:ligatures w14:val="none"/>
+        </w:rPr>
+        <w:t>)</w:t>
+      </w:r>
+      <w:r>
+        <w:rPr>
+          <w:rFonts w:ascii="Arial" w:eastAsia="Times New Roman" w:hAnsi="Arial" w:cs="Arial"/>
+          <w:kern w:val="0"/>
+          <w14:ligatures w14:val="none"/>
+        </w:rPr>
+        <w:t xml:space="preserve"> grain refiners</w:t>
+      </w:r>
+    </w:p>
+    <w:p>
+      <w:pPr>
+        <w:spacing w:before="100" w:beforeAutospacing="1" w:after="100" w:afterAutospacing="1" w:line="240" w:lineRule="auto"/>
+        <w:jc w:val="both"/>
+        <w:rPr>
+          <w:rFonts w:ascii="Arial" w:eastAsia="Times New Roman" w:hAnsi="Arial" w:cs="Arial"/>
+          <w:kern w:val="0"/>
+          <w14:ligatures w14:val="none"/>
+        </w:rPr>
+      </w:pPr>
+    </w:p>
+    <w:p>
+      <w:pPr>
+        <w:spacing w:before="100" w:beforeAutospacing="1" w:after="100" w:afterAutospacing="1" w:line="240" w:lineRule="auto"/>
+        <w:jc w:val="both"/>
+        <w:rPr>
+          <w:rFonts w:ascii="Arial" w:eastAsia="Times New Roman" w:hAnsi="Arial" w:cs="Arial"/>
+          <w:kern w:val="0"/>
+          <w14:ligatures w14:val="none"/>
+        </w:rPr>
+      </w:pPr>
+    </w:p>
+    <w:p>
+      <w:pPr>
+        <w:rPr>
+          <w:rFonts w:ascii="Arial" w:eastAsia="Times New Roman" w:hAnsi="Arial" w:cs="Arial"/>
+          <w:b/>
+          <w:bCs/>
+          <w:kern w:val="0"/>
+          <w14:ligatures w14:val="none"/>
+        </w:rPr>
+      </w:pPr>
+      <w:r>
+        <w:rPr>
+          <w:rFonts w:ascii="Arial" w:eastAsia="Times New Roman" w:hAnsi="Arial" w:cs="Arial"/>
+          <w:b/>
+          <w:bCs/>
+          <w:kern w:val="0"/>
+          <w14:ligatures w14:val="none"/>
+        </w:rPr>
+        <w:br w:type="page"/>
+      </w:r>
+    </w:p>
+    <w:p>
+      <w:pPr>
+        <w:spacing w:before="100" w:beforeAutospacing="1" w:after="100" w:afterAutospacing="1" w:line="240" w:lineRule="auto"/>
+        <w:jc w:val="both"/>
+        <w:outlineLvl w:val="2"/>
+        <w:rPr>
+          <w:rFonts w:ascii="Arial" w:eastAsia="Times New Roman" w:hAnsi="Arial" w:cs="Arial"/>
+          <w:b/>
+          <w:bCs/>
+          <w:kern w:val="0"/>
+          <w14:ligatures w14:val="none"/>
+        </w:rPr>
+      </w:pPr>
+      <w:r>
+        <w:rPr>
+          <w:rFonts w:ascii="Arial" w:eastAsia="Times New Roman" w:hAnsi="Arial" w:cs="Arial"/>
+          <w:b/>
+          <w:bCs/>
+          <w:kern w:val="0"/>
+          <w14:ligatures w14:val="none"/>
+        </w:rPr>
+        <w:lastRenderedPageBreak/>
+        <w:t>4. Special patented additives</w:t>
+      </w:r>
+    </w:p>
+    <w:p>
+      <w:pPr>
+        <w:spacing w:before="100" w:beforeAutospacing="1" w:after="100" w:afterAutospacing="1" w:line="240" w:lineRule="auto"/>
+        <w:jc w:val="both"/>
+        <w:rPr>
+          <w:rFonts w:ascii="Arial" w:eastAsia="Times New Roman" w:hAnsi="Arial" w:cs="Arial"/>
+          <w:kern w:val="0"/>
+          <w14:ligatures w14:val="none"/>
+        </w:rPr>
+      </w:pPr>
+      <w:r>
+        <w:rPr>
+          <w:rFonts w:ascii="Arial" w:eastAsia="Times New Roman" w:hAnsi="Arial" w:cs="Arial"/>
+          <w:kern w:val="0"/>
+          <w14:ligatures w14:val="none"/>
+        </w:rPr>
+        <w:t xml:space="preserve">Some modern additives are designed specifically to adjust molten metal density, viscosity, or impurity </w:t>
+      </w:r>
+      <w:r>
+        <w:rPr>
+          <w:rFonts w:ascii="Arial" w:eastAsia="Times New Roman" w:hAnsi="Arial" w:cs="Arial"/>
+          <w:kern w:val="0"/>
+          <w14:ligatures w14:val="none"/>
+        </w:rPr>
+        <w:t>behaviour</w:t>
+      </w:r>
+      <w:r>
+        <w:rPr>
+          <w:rFonts w:ascii="Arial" w:eastAsia="Times New Roman" w:hAnsi="Arial" w:cs="Arial"/>
+          <w:kern w:val="0"/>
+          <w14:ligatures w14:val="none"/>
+        </w:rPr>
+        <w:t>. Example: A patented additive composition for chemically adjusting molten ferrous alloys.</w:t>
+      </w:r>
+    </w:p>
+    <w:p>
+      <w:pPr>
+        <w:spacing w:before="100" w:beforeAutospacing="1" w:after="100" w:afterAutospacing="1" w:line="240" w:lineRule="auto"/>
+        <w:jc w:val="both"/>
+        <w:rPr>
+          <w:rFonts w:ascii="Arial" w:eastAsia="Times New Roman" w:hAnsi="Arial" w:cs="Arial"/>
+          <w:kern w:val="0"/>
+          <w14:ligatures w14:val="none"/>
+        </w:rPr>
+      </w:pPr>
+    </w:p>
+    <w:p>
+      <w:pPr>
+        <w:spacing w:before="100" w:beforeAutospacing="1" w:after="100" w:afterAutospacing="1" w:line="240" w:lineRule="auto"/>
+        <w:jc w:val="both"/>
+        <w:outlineLvl w:val="1"/>
+        <w:rPr>
+          <w:rFonts w:ascii="Arial" w:eastAsia="Times New Roman" w:hAnsi="Arial" w:cs="Arial"/>
+          <w:b/>
+          <w:bCs/>
+          <w:kern w:val="0"/>
+          <w14:ligatures w14:val="none"/>
+        </w:rPr>
+      </w:pPr>
+      <w:r>
+        <w:rPr>
+          <w:rFonts w:ascii="Arial" w:eastAsia="Times New Roman" w:hAnsi="Arial" w:cs="Arial"/>
+          <w:b/>
+          <w:bCs/>
+          <w:kern w:val="0"/>
+          <w14:ligatures w14:val="none"/>
+        </w:rPr>
+        <w:t>How these substances actually make metal “more liquid”</w:t>
+      </w:r>
+    </w:p>
+    <w:p>
+      <w:pPr>
+        <w:spacing w:before="100" w:beforeAutospacing="1" w:after="100" w:afterAutospacing="1" w:line="240" w:lineRule="auto"/>
+        <w:jc w:val="both"/>
+        <w:rPr>
+          <w:rFonts w:ascii="Arial" w:eastAsia="Times New Roman" w:hAnsi="Arial" w:cs="Arial"/>
+          <w:kern w:val="0"/>
+          <w14:ligatures w14:val="none"/>
+        </w:rPr>
+      </w:pPr>
+      <w:r>
+        <w:rPr>
+          <w:rFonts w:ascii="Arial" w:eastAsia="Times New Roman" w:hAnsi="Arial" w:cs="Arial"/>
+          <w:kern w:val="0"/>
+          <w14:ligatures w14:val="none"/>
+        </w:rPr>
+        <w:t>Molten metal doesn’t behave like water — its viscosity is dominated by atomic bonding. Additives help by:</w:t>
+      </w:r>
+    </w:p>
+    <w:p>
+      <w:pPr>
+        <w:numPr>
+          <w:ilvl w:val="0"/>
+          <w:numId w:val="4"/>
+        </w:numPr>
+        <w:spacing w:before="100" w:beforeAutospacing="1" w:after="100" w:afterAutospacing="1" w:line="240" w:lineRule="auto"/>
+        <w:jc w:val="both"/>
+        <w:rPr>
+          <w:rFonts w:ascii="Arial" w:eastAsia="Times New Roman" w:hAnsi="Arial" w:cs="Arial"/>
+          <w:kern w:val="0"/>
+          <w14:ligatures w14:val="none"/>
+        </w:rPr>
+      </w:pPr>
+      <w:r>
+        <w:rPr>
+          <w:rFonts w:ascii="Arial" w:eastAsia="Times New Roman" w:hAnsi="Arial" w:cs="Arial"/>
+          <w:b/>
+          <w:bCs/>
+          <w:kern w:val="0"/>
+          <w14:ligatures w14:val="none"/>
+        </w:rPr>
+        <w:t>Breaking oxide films</w:t>
+      </w:r>
+      <w:r>
+        <w:rPr>
+          <w:rFonts w:ascii="Arial" w:eastAsia="Times New Roman" w:hAnsi="Arial" w:cs="Arial"/>
+          <w:kern w:val="0"/>
+          <w14:ligatures w14:val="none"/>
+        </w:rPr>
+        <w:t xml:space="preserve"> → metal flows instead of sticking</w:t>
+      </w:r>
+    </w:p>
+    <w:p>
+      <w:pPr>
+        <w:numPr>
+          <w:ilvl w:val="0"/>
+          <w:numId w:val="4"/>
+        </w:numPr>
+        <w:spacing w:before="100" w:beforeAutospacing="1" w:after="100" w:afterAutospacing="1" w:line="240" w:lineRule="auto"/>
+        <w:jc w:val="both"/>
+        <w:rPr>
+          <w:rFonts w:ascii="Arial" w:eastAsia="Times New Roman" w:hAnsi="Arial" w:cs="Arial"/>
+          <w:kern w:val="0"/>
+          <w14:ligatures w14:val="none"/>
+        </w:rPr>
+      </w:pPr>
+      <w:r>
+        <w:rPr>
+          <w:rFonts w:ascii="Arial" w:eastAsia="Times New Roman" w:hAnsi="Arial" w:cs="Arial"/>
+          <w:b/>
+          <w:bCs/>
+          <w:kern w:val="0"/>
+          <w14:ligatures w14:val="none"/>
+        </w:rPr>
+        <w:t>Lowering melting point</w:t>
+      </w:r>
+      <w:r>
+        <w:rPr>
+          <w:rFonts w:ascii="Arial" w:eastAsia="Times New Roman" w:hAnsi="Arial" w:cs="Arial"/>
+          <w:kern w:val="0"/>
+          <w14:ligatures w14:val="none"/>
+        </w:rPr>
+        <w:t xml:space="preserve"> → more superheat → lower viscosity</w:t>
+      </w:r>
+    </w:p>
+    <w:p>
+      <w:pPr>
+        <w:numPr>
+          <w:ilvl w:val="0"/>
+          <w:numId w:val="4"/>
+        </w:numPr>
+        <w:spacing w:before="100" w:beforeAutospacing="1" w:after="100" w:afterAutospacing="1" w:line="240" w:lineRule="auto"/>
+        <w:jc w:val="both"/>
+        <w:rPr>
+          <w:rFonts w:ascii="Arial" w:eastAsia="Times New Roman" w:hAnsi="Arial" w:cs="Arial"/>
+          <w:kern w:val="0"/>
+          <w14:ligatures w14:val="none"/>
+        </w:rPr>
+      </w:pPr>
+      <w:r>
+        <w:rPr>
+          <w:rFonts w:ascii="Arial" w:eastAsia="Times New Roman" w:hAnsi="Arial" w:cs="Arial"/>
+          <w:b/>
+          <w:bCs/>
+          <w:kern w:val="0"/>
+          <w14:ligatures w14:val="none"/>
+        </w:rPr>
+        <w:t>Changing surface tension</w:t>
+      </w:r>
+      <w:r>
+        <w:rPr>
+          <w:rFonts w:ascii="Arial" w:eastAsia="Times New Roman" w:hAnsi="Arial" w:cs="Arial"/>
+          <w:kern w:val="0"/>
+          <w14:ligatures w14:val="none"/>
+        </w:rPr>
+        <w:t xml:space="preserve"> → metal spreads and fills </w:t>
+      </w:r>
+      <w:r>
+        <w:rPr>
+          <w:rFonts w:ascii="Arial" w:eastAsia="Times New Roman" w:hAnsi="Arial" w:cs="Arial"/>
+          <w:kern w:val="0"/>
+          <w14:ligatures w14:val="none"/>
+        </w:rPr>
+        <w:t>Molds</w:t>
+      </w:r>
+      <w:r>
+        <w:rPr>
+          <w:rFonts w:ascii="Arial" w:eastAsia="Times New Roman" w:hAnsi="Arial" w:cs="Arial"/>
+          <w:kern w:val="0"/>
+          <w14:ligatures w14:val="none"/>
+        </w:rPr>
+        <w:t xml:space="preserve"> better</w:t>
+      </w:r>
+    </w:p>
+    <w:p>
+      <w:pPr>
+        <w:numPr>
+          <w:ilvl w:val="0"/>
+          <w:numId w:val="4"/>
+        </w:numPr>
+        <w:spacing w:before="100" w:beforeAutospacing="1" w:after="100" w:afterAutospacing="1" w:line="240" w:lineRule="auto"/>
+        <w:jc w:val="both"/>
+        <w:rPr>
+          <w:rFonts w:ascii="Arial" w:eastAsia="Times New Roman" w:hAnsi="Arial" w:cs="Arial"/>
+          <w:kern w:val="0"/>
+          <w14:ligatures w14:val="none"/>
+        </w:rPr>
+      </w:pPr>
+      <w:r>
+        <w:rPr>
+          <w:rFonts w:ascii="Arial" w:eastAsia="Times New Roman" w:hAnsi="Arial" w:cs="Arial"/>
+          <w:b/>
+          <w:bCs/>
+          <w:kern w:val="0"/>
+          <w14:ligatures w14:val="none"/>
+        </w:rPr>
+        <w:t>Cleaning impurities</w:t>
+      </w:r>
+      <w:r>
+        <w:rPr>
+          <w:rFonts w:ascii="Arial" w:eastAsia="Times New Roman" w:hAnsi="Arial" w:cs="Arial"/>
+          <w:kern w:val="0"/>
+          <w14:ligatures w14:val="none"/>
+        </w:rPr>
+        <w:t xml:space="preserve"> → fewer solid particles → smoother flow</w:t>
+      </w:r>
+    </w:p>
+    <w:p>
+      <w:pPr>
+        <w:numPr>
+          <w:ilvl w:val="0"/>
+          <w:numId w:val="4"/>
+        </w:numPr>
+        <w:spacing w:before="100" w:beforeAutospacing="1" w:after="100" w:afterAutospacing="1" w:line="240" w:lineRule="auto"/>
+        <w:jc w:val="both"/>
+        <w:rPr>
+          <w:rFonts w:ascii="Arial" w:eastAsia="Times New Roman" w:hAnsi="Arial" w:cs="Arial"/>
+          <w:kern w:val="0"/>
+          <w14:ligatures w14:val="none"/>
+        </w:rPr>
+      </w:pPr>
+      <w:r>
+        <w:rPr>
+          <w:rFonts w:ascii="Arial" w:eastAsia="Times New Roman" w:hAnsi="Arial" w:cs="Arial"/>
+          <w:b/>
+          <w:bCs/>
+          <w:kern w:val="0"/>
+          <w14:ligatures w14:val="none"/>
+        </w:rPr>
+        <w:t>Altering microstructure nucleation</w:t>
+      </w:r>
+      <w:r>
+        <w:rPr>
+          <w:rFonts w:ascii="Arial" w:eastAsia="Times New Roman" w:hAnsi="Arial" w:cs="Arial"/>
+          <w:kern w:val="0"/>
+          <w14:ligatures w14:val="none"/>
+        </w:rPr>
+        <w:t xml:space="preserve"> → more uniform flow before solidification</w:t>
+      </w:r>
+    </w:p>
+    <w:p>
+      <w:pPr>
+        <w:spacing w:before="100" w:beforeAutospacing="1" w:after="100" w:afterAutospacing="1" w:line="240" w:lineRule="auto"/>
+        <w:jc w:val="both"/>
+        <w:outlineLvl w:val="1"/>
+        <w:rPr>
+          <w:rFonts w:ascii="Arial" w:eastAsia="Times New Roman" w:hAnsi="Arial" w:cs="Arial"/>
+          <w:b/>
+          <w:bCs/>
+          <w:kern w:val="0"/>
+          <w14:ligatures w14:val="none"/>
+        </w:rPr>
+      </w:pPr>
+      <w:r>
+        <w:rPr>
+          <w:rFonts w:ascii="Arial" w:eastAsia="Times New Roman" w:hAnsi="Arial" w:cs="Arial"/>
+          <w:b/>
+          <w:bCs/>
+          <w:kern w:val="0"/>
+          <w14:ligatures w14:val="none"/>
+        </w:rPr>
+        <w:t>Important: You cannot make molten metal “runny like water”</w:t>
+      </w:r>
+    </w:p>
+    <w:p>
+      <w:pPr>
+        <w:spacing w:before="100" w:beforeAutospacing="1" w:after="100" w:afterAutospacing="1" w:line="240" w:lineRule="auto"/>
+        <w:jc w:val="both"/>
+        <w:rPr>
+          <w:rFonts w:ascii="Arial" w:eastAsia="Times New Roman" w:hAnsi="Arial" w:cs="Arial"/>
+          <w:kern w:val="0"/>
+          <w14:ligatures w14:val="none"/>
+        </w:rPr>
+      </w:pPr>
+      <w:r>
+        <w:rPr>
+          <w:rFonts w:ascii="Arial" w:eastAsia="Times New Roman" w:hAnsi="Arial" w:cs="Arial"/>
+          <w:kern w:val="0"/>
+          <w14:ligatures w14:val="none"/>
+        </w:rPr>
+        <w:t xml:space="preserve">Even with additives, molten metal will </w:t>
+      </w:r>
+      <w:r>
+        <w:rPr>
+          <w:rFonts w:ascii="Arial" w:eastAsia="Times New Roman" w:hAnsi="Arial" w:cs="Arial"/>
+          <w:b/>
+          <w:bCs/>
+          <w:kern w:val="0"/>
+          <w14:ligatures w14:val="none"/>
+        </w:rPr>
+        <w:t>never</w:t>
+      </w:r>
+      <w:r>
+        <w:rPr>
+          <w:rFonts w:ascii="Arial" w:eastAsia="Times New Roman" w:hAnsi="Arial" w:cs="Arial"/>
+          <w:kern w:val="0"/>
+          <w14:ligatures w14:val="none"/>
+        </w:rPr>
+        <w:t xml:space="preserve"> behave like water or oil. Its viscosity is always much higher because of metallic bonding. Additives can improve flow </w:t>
+      </w:r>
+      <w:r>
+        <w:rPr>
+          <w:rFonts w:ascii="Arial" w:eastAsia="Times New Roman" w:hAnsi="Arial" w:cs="Arial"/>
+          <w:i/>
+          <w:iCs/>
+          <w:kern w:val="0"/>
+          <w14:ligatures w14:val="none"/>
+        </w:rPr>
+        <w:t>for casting</w:t>
+      </w:r>
+      <w:r>
+        <w:rPr>
+          <w:rFonts w:ascii="Arial" w:eastAsia="Times New Roman" w:hAnsi="Arial" w:cs="Arial"/>
+          <w:kern w:val="0"/>
+          <w14:ligatures w14:val="none"/>
+        </w:rPr>
+        <w:t>, but cannot make metal behave like a low</w:t>
+      </w:r>
+      <w:r>
+        <w:rPr>
+          <w:rFonts w:ascii="Arial" w:eastAsia="Times New Roman" w:hAnsi="Arial" w:cs="Arial"/>
+          <w:kern w:val="0"/>
+          <w14:ligatures w14:val="none"/>
+        </w:rPr>
+        <w:noBreakHyphen/>
+        <w:t>viscosity fluid.</w:t>
+      </w:r>
+    </w:p>
+    <w:p>
+      <w:pPr>
+        <w:spacing w:before="100" w:beforeAutospacing="1" w:after="100" w:afterAutospacing="1" w:line="240" w:lineRule="auto"/>
+        <w:jc w:val="both"/>
+        <w:rPr>
+          <w:rFonts w:ascii="Arial" w:eastAsia="Times New Roman" w:hAnsi="Arial" w:cs="Arial"/>
+          <w:kern w:val="0"/>
+          <w14:ligatures w14:val="none"/>
+        </w:rPr>
+      </w:pPr>
+      <w:r>
+        <w:rPr>
+          <w:rFonts w:ascii="Arial" w:eastAsia="Times New Roman" w:hAnsi="Arial" w:cs="Arial"/>
+          <w:kern w:val="0"/>
+          <w14:ligatures w14:val="none"/>
+        </w:rPr>
+        <w:t xml:space="preserve">If your question is about </w:t>
+      </w:r>
+      <w:r>
+        <w:rPr>
+          <w:rFonts w:ascii="Arial" w:eastAsia="Times New Roman" w:hAnsi="Arial" w:cs="Arial"/>
+          <w:b/>
+          <w:bCs/>
+          <w:kern w:val="0"/>
+          <w14:ligatures w14:val="none"/>
+        </w:rPr>
+        <w:t>making metal flow extremely easily</w:t>
+      </w:r>
+      <w:r>
+        <w:rPr>
+          <w:rFonts w:ascii="Arial" w:eastAsia="Times New Roman" w:hAnsi="Arial" w:cs="Arial"/>
+          <w:kern w:val="0"/>
+          <w14:ligatures w14:val="none"/>
+        </w:rPr>
+        <w:t>, the only real method is:</w:t>
+      </w:r>
+    </w:p>
+    <w:p>
+      <w:pPr>
+        <w:numPr>
+          <w:ilvl w:val="0"/>
+          <w:numId w:val="5"/>
+        </w:numPr>
+        <w:spacing w:before="100" w:beforeAutospacing="1" w:after="100" w:afterAutospacing="1" w:line="240" w:lineRule="auto"/>
+        <w:jc w:val="both"/>
+        <w:rPr>
+          <w:rFonts w:ascii="Arial" w:eastAsia="Times New Roman" w:hAnsi="Arial" w:cs="Arial"/>
+          <w:kern w:val="0"/>
+          <w14:ligatures w14:val="none"/>
+        </w:rPr>
+      </w:pPr>
+      <w:r>
+        <w:rPr>
+          <w:rFonts w:ascii="Arial" w:eastAsia="Times New Roman" w:hAnsi="Arial" w:cs="Arial"/>
+          <w:b/>
+          <w:bCs/>
+          <w:kern w:val="0"/>
+          <w14:ligatures w14:val="none"/>
+        </w:rPr>
+        <w:t>Increase temperature (superheat)</w:t>
+      </w:r>
+      <w:r>
+        <w:rPr>
+          <w:rFonts w:ascii="Arial" w:eastAsia="Times New Roman" w:hAnsi="Arial" w:cs="Arial"/>
+          <w:kern w:val="0"/>
+          <w14:ligatures w14:val="none"/>
+        </w:rPr>
+        <w:t xml:space="preserve"> — the most powerful way to reduce viscosity</w:t>
+      </w:r>
+    </w:p>
+    <w:p>
+      <w:pPr>
+        <w:numPr>
+          <w:ilvl w:val="0"/>
+          <w:numId w:val="5"/>
+        </w:numPr>
+        <w:spacing w:before="100" w:beforeAutospacing="1" w:after="100" w:afterAutospacing="1" w:line="240" w:lineRule="auto"/>
+        <w:jc w:val="both"/>
+        <w:rPr>
+          <w:rFonts w:ascii="Arial" w:eastAsia="Times New Roman" w:hAnsi="Arial" w:cs="Arial"/>
+          <w:kern w:val="0"/>
+          <w14:ligatures w14:val="none"/>
+        </w:rPr>
+      </w:pPr>
+      <w:r>
+        <w:rPr>
+          <w:rFonts w:ascii="Arial" w:eastAsia="Times New Roman" w:hAnsi="Arial" w:cs="Arial"/>
+          <w:b/>
+          <w:bCs/>
+          <w:kern w:val="0"/>
+          <w14:ligatures w14:val="none"/>
+        </w:rPr>
+        <w:t>Use high</w:t>
+      </w:r>
+      <w:r>
+        <w:rPr>
+          <w:rFonts w:ascii="Arial" w:eastAsia="Times New Roman" w:hAnsi="Arial" w:cs="Arial"/>
+          <w:b/>
+          <w:bCs/>
+          <w:kern w:val="0"/>
+          <w14:ligatures w14:val="none"/>
+        </w:rPr>
+        <w:noBreakHyphen/>
+        <w:t>fluidity alloys</w:t>
+      </w:r>
+      <w:r>
+        <w:rPr>
+          <w:rFonts w:ascii="Arial" w:eastAsia="Times New Roman" w:hAnsi="Arial" w:cs="Arial"/>
+          <w:kern w:val="0"/>
+          <w14:ligatures w14:val="none"/>
+        </w:rPr>
+        <w:t xml:space="preserve"> (e.g., Al</w:t>
+      </w:r>
+      <w:r>
+        <w:rPr>
+          <w:rFonts w:ascii="Arial" w:eastAsia="Times New Roman" w:hAnsi="Arial" w:cs="Arial"/>
+          <w:kern w:val="0"/>
+          <w14:ligatures w14:val="none"/>
+        </w:rPr>
+        <w:noBreakHyphen/>
+        <w:t>Si, cast irons)</w:t>
+      </w:r>
+    </w:p>
+    <w:p>
+      <w:pPr>
+        <w:spacing w:before="100" w:beforeAutospacing="1" w:after="100" w:afterAutospacing="1" w:line="240" w:lineRule="auto"/>
+        <w:rPr>
+          <w:rFonts w:ascii="Arial" w:eastAsia="Times New Roman" w:hAnsi="Arial" w:cs="Arial"/>
+          <w:kern w:val="0"/>
+          <w14:ligatures w14:val="none"/>
+        </w:rPr>
+      </w:pPr>
+    </w:p>
+    <w:p>
+      <w:pPr>
+        <w:spacing w:before="100" w:beforeAutospacing="1" w:after="100" w:afterAutospacing="1" w:line="240" w:lineRule="auto"/>
+        <w:rPr>
+          <w:rFonts w:ascii="Arial" w:eastAsia="Times New Roman" w:hAnsi="Arial" w:cs="Arial"/>
+          <w:kern w:val="0"/>
+          <w14:ligatures w14:val="none"/>
+        </w:rPr>
+      </w:pPr>
+    </w:p>
+    <w:p>
+      <w:pPr>
+        <w:jc w:val="both"/>
+        <w:rPr>
+          <w:rFonts w:ascii="Arial" w:hAnsi="Arial" w:cs="Arial"/>
+          <w:b/>
+          <w:bCs/>
+        </w:rPr>
+      </w:pPr>
     </w:p>
     <w:sectPr>
       <w:pgSz w:w="11906" w:h="16838"/>
@@ -440,6 +1763,771 @@
     </w:sectPr>
   </w:body>
 </w:document>
+</file>
+
+<file path=word/numbering.xml><?xml version="1.0" encoding="utf-8"?>
+<w:numbering xmlns:wpc="http://schemas.microsoft.com/office/word/2010/wordprocessingCanvas" xmlns:cx="http://schemas.microsoft.com/office/drawing/2014/chartex" xmlns:cx1="http://schemas.microsoft.com/office/drawing/2015/9/8/chartex" xmlns:cx2="http://schemas.microsoft.com/office/drawing/2015/10/21/chartex" xmlns:cx3="http://schemas.microsoft.com/office/drawing/2016/5/9/chartex" xmlns:cx4="http://schemas.microsoft.com/office/drawing/2016/5/10/chartex" xmlns:cx5="http://schemas.microsoft.com/office/drawing/2016/5/11/chartex" xmlns:cx6="http://schemas.microsoft.com/office/drawing/2016/5/12/chartex" xmlns:cx7="http://schemas.microsoft.com/office/drawing/2016/5/13/chartex" xmlns:cx8="http://schemas.microsoft.com/office/drawing/2016/5/14/chartex" xmlns:mc="http://schemas.openxmlformats.org/markup-compatibility/2006" xmlns:m="http://schemas.openxmlformats.org/officeDocument/2006/math" xmlns:aink="http://schemas.microsoft.com/office/drawing/2016/ink" xmlns:am3d="http://schemas.microsoft.com/office/drawing/2017/model3d" xmlns:oel="http://schemas.microsoft.com/office/2019/extlst" xmlns:r="http://schemas.openxmlformats.org/officeDocument/2006/relationships" xmlns:wp14="http://schemas.microsoft.com/office/word/2010/wordprocessingDrawing" xmlns:wp="http://schemas.openxmlformats.org/drawingml/2006/wordprocessingDrawing" xmlns:wpg="http://schemas.microsoft.com/office/word/2010/wordprocessingGroup" xmlns:wpi="http://schemas.microsoft.com/office/word/2010/wordprocessingInk" xmlns:wps="http://schemas.microsoft.com/office/word/2010/wordprocessingShape" xmlns:o="urn:schemas-microsoft-com:office:office" xmlns:v="urn:schemas-microsoft-com:vml" xmlns:w10="urn:schemas-microsoft-com:office:word" xmlns:w="http://schemas.openxmlformats.org/wordprocessingml/2006/main" xmlns:w14="http://schemas.microsoft.com/office/word/2010/wordml" xmlns:w15="http://schemas.microsoft.com/office/word/2012/wordml" xmlns:w16cei="http://schemas.microsoft.com/office/word/2026/wordml/cei" xmlns:w16cex="http://schemas.microsoft.com/office/word/2018/wordml/cex" xmlns:w16cid="http://schemas.microsoft.com/office/word/2016/wordml/cid" xmlns:w16="http://schemas.microsoft.com/office/word/2018/wordml" xmlns:w16sdtdh="http://schemas.microsoft.com/office/word/2020/wordml/sdtdatahash" xmlns:w16sdtfl="http://schemas.microsoft.com/office/word/2024/wordml/sdtformatlock" xmlns:w16se="http://schemas.microsoft.com/office/word/2015/wordml/symex" xmlns:w16du="http://schemas.microsoft.com/office/word/2023/wordml/word16du" xmlns:wne="http://schemas.microsoft.com/office/word/2006/wordml" mc:Ignorable="w14 w15 w16se w16cid w16 w16cex w16sdtdh w16sdtfl w16du wp14">
+  <w:abstractNum w:abstractNumId="0" w15:restartNumberingAfterBreak="0">
+    <w:nsid w:val="065D3ECA"/>
+    <w:multiLevelType w:val="multilevel"/>
+    <w:tmpl w:val="90EC223E"/>
+    <w:lvl w:ilvl="0">
+      <w:start w:val="1"/>
+      <w:numFmt w:val="bullet"/>
+      <w:lvlText w:val=""/>
+      <w:lvlJc w:val="left"/>
+      <w:pPr>
+        <w:tabs>
+          <w:tab w:val="num" w:pos="720"/>
+        </w:tabs>
+        <w:ind w:left="720" w:hanging="360"/>
+      </w:pPr>
+      <w:rPr>
+        <w:rFonts w:ascii="Symbol" w:hAnsi="Symbol" w:hint="default"/>
+        <w:sz w:val="20"/>
+      </w:rPr>
+    </w:lvl>
+    <w:lvl w:ilvl="1" w:tentative="1">
+      <w:start w:val="1"/>
+      <w:numFmt w:val="bullet"/>
+      <w:lvlText w:val="o"/>
+      <w:lvlJc w:val="left"/>
+      <w:pPr>
+        <w:tabs>
+          <w:tab w:val="num" w:pos="1440"/>
+        </w:tabs>
+        <w:ind w:left="1440" w:hanging="360"/>
+      </w:pPr>
+      <w:rPr>
+        <w:rFonts w:ascii="Courier New" w:hAnsi="Courier New" w:hint="default"/>
+        <w:sz w:val="20"/>
+      </w:rPr>
+    </w:lvl>
+    <w:lvl w:ilvl="2" w:tentative="1">
+      <w:start w:val="1"/>
+      <w:numFmt w:val="bullet"/>
+      <w:lvlText w:val=""/>
+      <w:lvlJc w:val="left"/>
+      <w:pPr>
+        <w:tabs>
+          <w:tab w:val="num" w:pos="2160"/>
+        </w:tabs>
+        <w:ind w:left="2160" w:hanging="360"/>
+      </w:pPr>
+      <w:rPr>
+        <w:rFonts w:ascii="Wingdings" w:hAnsi="Wingdings" w:hint="default"/>
+        <w:sz w:val="20"/>
+      </w:rPr>
+    </w:lvl>
+    <w:lvl w:ilvl="3" w:tentative="1">
+      <w:start w:val="1"/>
+      <w:numFmt w:val="bullet"/>
+      <w:lvlText w:val=""/>
+      <w:lvlJc w:val="left"/>
+      <w:pPr>
+        <w:tabs>
+          <w:tab w:val="num" w:pos="2880"/>
+        </w:tabs>
+        <w:ind w:left="2880" w:hanging="360"/>
+      </w:pPr>
+      <w:rPr>
+        <w:rFonts w:ascii="Wingdings" w:hAnsi="Wingdings" w:hint="default"/>
+        <w:sz w:val="20"/>
+      </w:rPr>
+    </w:lvl>
+    <w:lvl w:ilvl="4" w:tentative="1">
+      <w:start w:val="1"/>
+      <w:numFmt w:val="bullet"/>
+      <w:lvlText w:val=""/>
+      <w:lvlJc w:val="left"/>
+      <w:pPr>
+        <w:tabs>
+          <w:tab w:val="num" w:pos="3600"/>
+        </w:tabs>
+        <w:ind w:left="3600" w:hanging="360"/>
+      </w:pPr>
+      <w:rPr>
+        <w:rFonts w:ascii="Wingdings" w:hAnsi="Wingdings" w:hint="default"/>
+        <w:sz w:val="20"/>
+      </w:rPr>
+    </w:lvl>
+    <w:lvl w:ilvl="5" w:tentative="1">
+      <w:start w:val="1"/>
+      <w:numFmt w:val="bullet"/>
+      <w:lvlText w:val=""/>
+      <w:lvlJc w:val="left"/>
+      <w:pPr>
+        <w:tabs>
+          <w:tab w:val="num" w:pos="4320"/>
+        </w:tabs>
+        <w:ind w:left="4320" w:hanging="360"/>
+      </w:pPr>
+      <w:rPr>
+        <w:rFonts w:ascii="Wingdings" w:hAnsi="Wingdings" w:hint="default"/>
+        <w:sz w:val="20"/>
+      </w:rPr>
+    </w:lvl>
+    <w:lvl w:ilvl="6" w:tentative="1">
+      <w:start w:val="1"/>
+      <w:numFmt w:val="bullet"/>
+      <w:lvlText w:val=""/>
+      <w:lvlJc w:val="left"/>
+      <w:pPr>
+        <w:tabs>
+          <w:tab w:val="num" w:pos="5040"/>
+        </w:tabs>
+        <w:ind w:left="5040" w:hanging="360"/>
+      </w:pPr>
+      <w:rPr>
+        <w:rFonts w:ascii="Wingdings" w:hAnsi="Wingdings" w:hint="default"/>
+        <w:sz w:val="20"/>
+      </w:rPr>
+    </w:lvl>
+    <w:lvl w:ilvl="7" w:tentative="1">
+      <w:start w:val="1"/>
+      <w:numFmt w:val="bullet"/>
+      <w:lvlText w:val=""/>
+      <w:lvlJc w:val="left"/>
+      <w:pPr>
+        <w:tabs>
+          <w:tab w:val="num" w:pos="5760"/>
+        </w:tabs>
+        <w:ind w:left="5760" w:hanging="360"/>
+      </w:pPr>
+      <w:rPr>
+        <w:rFonts w:ascii="Wingdings" w:hAnsi="Wingdings" w:hint="default"/>
+        <w:sz w:val="20"/>
+      </w:rPr>
+    </w:lvl>
+    <w:lvl w:ilvl="8" w:tentative="1">
+      <w:start w:val="1"/>
+      <w:numFmt w:val="bullet"/>
+      <w:lvlText w:val=""/>
+      <w:lvlJc w:val="left"/>
+      <w:pPr>
+        <w:tabs>
+          <w:tab w:val="num" w:pos="6480"/>
+        </w:tabs>
+        <w:ind w:left="6480" w:hanging="360"/>
+      </w:pPr>
+      <w:rPr>
+        <w:rFonts w:ascii="Wingdings" w:hAnsi="Wingdings" w:hint="default"/>
+        <w:sz w:val="20"/>
+      </w:rPr>
+    </w:lvl>
+  </w:abstractNum>
+  <w:abstractNum w:abstractNumId="1" w15:restartNumberingAfterBreak="0">
+    <w:nsid w:val="30805139"/>
+    <w:multiLevelType w:val="multilevel"/>
+    <w:tmpl w:val="5EE03D54"/>
+    <w:lvl w:ilvl="0">
+      <w:start w:val="1"/>
+      <w:numFmt w:val="bullet"/>
+      <w:lvlText w:val=""/>
+      <w:lvlJc w:val="left"/>
+      <w:pPr>
+        <w:tabs>
+          <w:tab w:val="num" w:pos="720"/>
+        </w:tabs>
+        <w:ind w:left="720" w:hanging="360"/>
+      </w:pPr>
+      <w:rPr>
+        <w:rFonts w:ascii="Symbol" w:hAnsi="Symbol" w:hint="default"/>
+        <w:sz w:val="20"/>
+      </w:rPr>
+    </w:lvl>
+    <w:lvl w:ilvl="1" w:tentative="1">
+      <w:start w:val="1"/>
+      <w:numFmt w:val="bullet"/>
+      <w:lvlText w:val="o"/>
+      <w:lvlJc w:val="left"/>
+      <w:pPr>
+        <w:tabs>
+          <w:tab w:val="num" w:pos="1440"/>
+        </w:tabs>
+        <w:ind w:left="1440" w:hanging="360"/>
+      </w:pPr>
+      <w:rPr>
+        <w:rFonts w:ascii="Courier New" w:hAnsi="Courier New" w:hint="default"/>
+        <w:sz w:val="20"/>
+      </w:rPr>
+    </w:lvl>
+    <w:lvl w:ilvl="2" w:tentative="1">
+      <w:start w:val="1"/>
+      <w:numFmt w:val="bullet"/>
+      <w:lvlText w:val=""/>
+      <w:lvlJc w:val="left"/>
+      <w:pPr>
+        <w:tabs>
+          <w:tab w:val="num" w:pos="2160"/>
+        </w:tabs>
+        <w:ind w:left="2160" w:hanging="360"/>
+      </w:pPr>
+      <w:rPr>
+        <w:rFonts w:ascii="Wingdings" w:hAnsi="Wingdings" w:hint="default"/>
+        <w:sz w:val="20"/>
+      </w:rPr>
+    </w:lvl>
+    <w:lvl w:ilvl="3" w:tentative="1">
+      <w:start w:val="1"/>
+      <w:numFmt w:val="bullet"/>
+      <w:lvlText w:val=""/>
+      <w:lvlJc w:val="left"/>
+      <w:pPr>
+        <w:tabs>
+          <w:tab w:val="num" w:pos="2880"/>
+        </w:tabs>
+        <w:ind w:left="2880" w:hanging="360"/>
+      </w:pPr>
+      <w:rPr>
+        <w:rFonts w:ascii="Wingdings" w:hAnsi="Wingdings" w:hint="default"/>
+        <w:sz w:val="20"/>
+      </w:rPr>
+    </w:lvl>
+    <w:lvl w:ilvl="4" w:tentative="1">
+      <w:start w:val="1"/>
+      <w:numFmt w:val="bullet"/>
+      <w:lvlText w:val=""/>
+      <w:lvlJc w:val="left"/>
+      <w:pPr>
+        <w:tabs>
+          <w:tab w:val="num" w:pos="3600"/>
+        </w:tabs>
+        <w:ind w:left="3600" w:hanging="360"/>
+      </w:pPr>
+      <w:rPr>
+        <w:rFonts w:ascii="Wingdings" w:hAnsi="Wingdings" w:hint="default"/>
+        <w:sz w:val="20"/>
+      </w:rPr>
+    </w:lvl>
+    <w:lvl w:ilvl="5" w:tentative="1">
+      <w:start w:val="1"/>
+      <w:numFmt w:val="bullet"/>
+      <w:lvlText w:val=""/>
+      <w:lvlJc w:val="left"/>
+      <w:pPr>
+        <w:tabs>
+          <w:tab w:val="num" w:pos="4320"/>
+        </w:tabs>
+        <w:ind w:left="4320" w:hanging="360"/>
+      </w:pPr>
+      <w:rPr>
+        <w:rFonts w:ascii="Wingdings" w:hAnsi="Wingdings" w:hint="default"/>
+        <w:sz w:val="20"/>
+      </w:rPr>
+    </w:lvl>
+    <w:lvl w:ilvl="6" w:tentative="1">
+      <w:start w:val="1"/>
+      <w:numFmt w:val="bullet"/>
+      <w:lvlText w:val=""/>
+      <w:lvlJc w:val="left"/>
+      <w:pPr>
+        <w:tabs>
+          <w:tab w:val="num" w:pos="5040"/>
+        </w:tabs>
+        <w:ind w:left="5040" w:hanging="360"/>
+      </w:pPr>
+      <w:rPr>
+        <w:rFonts w:ascii="Wingdings" w:hAnsi="Wingdings" w:hint="default"/>
+        <w:sz w:val="20"/>
+      </w:rPr>
+    </w:lvl>
+    <w:lvl w:ilvl="7" w:tentative="1">
+      <w:start w:val="1"/>
+      <w:numFmt w:val="bullet"/>
+      <w:lvlText w:val=""/>
+      <w:lvlJc w:val="left"/>
+      <w:pPr>
+        <w:tabs>
+          <w:tab w:val="num" w:pos="5760"/>
+        </w:tabs>
+        <w:ind w:left="5760" w:hanging="360"/>
+      </w:pPr>
+      <w:rPr>
+        <w:rFonts w:ascii="Wingdings" w:hAnsi="Wingdings" w:hint="default"/>
+        <w:sz w:val="20"/>
+      </w:rPr>
+    </w:lvl>
+    <w:lvl w:ilvl="8" w:tentative="1">
+      <w:start w:val="1"/>
+      <w:numFmt w:val="bullet"/>
+      <w:lvlText w:val=""/>
+      <w:lvlJc w:val="left"/>
+      <w:pPr>
+        <w:tabs>
+          <w:tab w:val="num" w:pos="6480"/>
+        </w:tabs>
+        <w:ind w:left="6480" w:hanging="360"/>
+      </w:pPr>
+      <w:rPr>
+        <w:rFonts w:ascii="Wingdings" w:hAnsi="Wingdings" w:hint="default"/>
+        <w:sz w:val="20"/>
+      </w:rPr>
+    </w:lvl>
+  </w:abstractNum>
+  <w:abstractNum w:abstractNumId="2" w15:restartNumberingAfterBreak="0">
+    <w:nsid w:val="33697225"/>
+    <w:multiLevelType w:val="multilevel"/>
+    <w:tmpl w:val="A76667FE"/>
+    <w:lvl w:ilvl="0">
+      <w:start w:val="1"/>
+      <w:numFmt w:val="bullet"/>
+      <w:lvlText w:val=""/>
+      <w:lvlJc w:val="left"/>
+      <w:pPr>
+        <w:tabs>
+          <w:tab w:val="num" w:pos="720"/>
+        </w:tabs>
+        <w:ind w:left="720" w:hanging="360"/>
+      </w:pPr>
+      <w:rPr>
+        <w:rFonts w:ascii="Symbol" w:hAnsi="Symbol" w:hint="default"/>
+        <w:sz w:val="20"/>
+      </w:rPr>
+    </w:lvl>
+    <w:lvl w:ilvl="1" w:tentative="1">
+      <w:start w:val="1"/>
+      <w:numFmt w:val="bullet"/>
+      <w:lvlText w:val="o"/>
+      <w:lvlJc w:val="left"/>
+      <w:pPr>
+        <w:tabs>
+          <w:tab w:val="num" w:pos="1440"/>
+        </w:tabs>
+        <w:ind w:left="1440" w:hanging="360"/>
+      </w:pPr>
+      <w:rPr>
+        <w:rFonts w:ascii="Courier New" w:hAnsi="Courier New" w:hint="default"/>
+        <w:sz w:val="20"/>
+      </w:rPr>
+    </w:lvl>
+    <w:lvl w:ilvl="2" w:tentative="1">
+      <w:start w:val="1"/>
+      <w:numFmt w:val="bullet"/>
+      <w:lvlText w:val=""/>
+      <w:lvlJc w:val="left"/>
+      <w:pPr>
+        <w:tabs>
+          <w:tab w:val="num" w:pos="2160"/>
+        </w:tabs>
+        <w:ind w:left="2160" w:hanging="360"/>
+      </w:pPr>
+      <w:rPr>
+        <w:rFonts w:ascii="Wingdings" w:hAnsi="Wingdings" w:hint="default"/>
+        <w:sz w:val="20"/>
+      </w:rPr>
+    </w:lvl>
+    <w:lvl w:ilvl="3" w:tentative="1">
+      <w:start w:val="1"/>
+      <w:numFmt w:val="bullet"/>
+      <w:lvlText w:val=""/>
+      <w:lvlJc w:val="left"/>
+      <w:pPr>
+        <w:tabs>
+          <w:tab w:val="num" w:pos="2880"/>
+        </w:tabs>
+        <w:ind w:left="2880" w:hanging="360"/>
+      </w:pPr>
+      <w:rPr>
+        <w:rFonts w:ascii="Wingdings" w:hAnsi="Wingdings" w:hint="default"/>
+        <w:sz w:val="20"/>
+      </w:rPr>
+    </w:lvl>
+    <w:lvl w:ilvl="4" w:tentative="1">
+      <w:start w:val="1"/>
+      <w:numFmt w:val="bullet"/>
+      <w:lvlText w:val=""/>
+      <w:lvlJc w:val="left"/>
+      <w:pPr>
+        <w:tabs>
+          <w:tab w:val="num" w:pos="3600"/>
+        </w:tabs>
+        <w:ind w:left="3600" w:hanging="360"/>
+      </w:pPr>
+      <w:rPr>
+        <w:rFonts w:ascii="Wingdings" w:hAnsi="Wingdings" w:hint="default"/>
+        <w:sz w:val="20"/>
+      </w:rPr>
+    </w:lvl>
+    <w:lvl w:ilvl="5" w:tentative="1">
+      <w:start w:val="1"/>
+      <w:numFmt w:val="bullet"/>
+      <w:lvlText w:val=""/>
+      <w:lvlJc w:val="left"/>
+      <w:pPr>
+        <w:tabs>
+          <w:tab w:val="num" w:pos="4320"/>
+        </w:tabs>
+        <w:ind w:left="4320" w:hanging="360"/>
+      </w:pPr>
+      <w:rPr>
+        <w:rFonts w:ascii="Wingdings" w:hAnsi="Wingdings" w:hint="default"/>
+        <w:sz w:val="20"/>
+      </w:rPr>
+    </w:lvl>
+    <w:lvl w:ilvl="6" w:tentative="1">
+      <w:start w:val="1"/>
+      <w:numFmt w:val="bullet"/>
+      <w:lvlText w:val=""/>
+      <w:lvlJc w:val="left"/>
+      <w:pPr>
+        <w:tabs>
+          <w:tab w:val="num" w:pos="5040"/>
+        </w:tabs>
+        <w:ind w:left="5040" w:hanging="360"/>
+      </w:pPr>
+      <w:rPr>
+        <w:rFonts w:ascii="Wingdings" w:hAnsi="Wingdings" w:hint="default"/>
+        <w:sz w:val="20"/>
+      </w:rPr>
+    </w:lvl>
+    <w:lvl w:ilvl="7" w:tentative="1">
+      <w:start w:val="1"/>
+      <w:numFmt w:val="bullet"/>
+      <w:lvlText w:val=""/>
+      <w:lvlJc w:val="left"/>
+      <w:pPr>
+        <w:tabs>
+          <w:tab w:val="num" w:pos="5760"/>
+        </w:tabs>
+        <w:ind w:left="5760" w:hanging="360"/>
+      </w:pPr>
+      <w:rPr>
+        <w:rFonts w:ascii="Wingdings" w:hAnsi="Wingdings" w:hint="default"/>
+        <w:sz w:val="20"/>
+      </w:rPr>
+    </w:lvl>
+    <w:lvl w:ilvl="8" w:tentative="1">
+      <w:start w:val="1"/>
+      <w:numFmt w:val="bullet"/>
+      <w:lvlText w:val=""/>
+      <w:lvlJc w:val="left"/>
+      <w:pPr>
+        <w:tabs>
+          <w:tab w:val="num" w:pos="6480"/>
+        </w:tabs>
+        <w:ind w:left="6480" w:hanging="360"/>
+      </w:pPr>
+      <w:rPr>
+        <w:rFonts w:ascii="Wingdings" w:hAnsi="Wingdings" w:hint="default"/>
+        <w:sz w:val="20"/>
+      </w:rPr>
+    </w:lvl>
+  </w:abstractNum>
+  <w:abstractNum w:abstractNumId="3" w15:restartNumberingAfterBreak="0">
+    <w:nsid w:val="60240B05"/>
+    <w:multiLevelType w:val="multilevel"/>
+    <w:tmpl w:val="055CEB38"/>
+    <w:lvl w:ilvl="0">
+      <w:start w:val="1"/>
+      <w:numFmt w:val="bullet"/>
+      <w:lvlText w:val=""/>
+      <w:lvlJc w:val="left"/>
+      <w:pPr>
+        <w:tabs>
+          <w:tab w:val="num" w:pos="720"/>
+        </w:tabs>
+        <w:ind w:left="720" w:hanging="360"/>
+      </w:pPr>
+      <w:rPr>
+        <w:rFonts w:ascii="Symbol" w:hAnsi="Symbol" w:hint="default"/>
+        <w:sz w:val="20"/>
+      </w:rPr>
+    </w:lvl>
+    <w:lvl w:ilvl="1" w:tentative="1">
+      <w:start w:val="1"/>
+      <w:numFmt w:val="bullet"/>
+      <w:lvlText w:val="o"/>
+      <w:lvlJc w:val="left"/>
+      <w:pPr>
+        <w:tabs>
+          <w:tab w:val="num" w:pos="1440"/>
+        </w:tabs>
+        <w:ind w:left="1440" w:hanging="360"/>
+      </w:pPr>
+      <w:rPr>
+        <w:rFonts w:ascii="Courier New" w:hAnsi="Courier New" w:hint="default"/>
+        <w:sz w:val="20"/>
+      </w:rPr>
+    </w:lvl>
+    <w:lvl w:ilvl="2" w:tentative="1">
+      <w:start w:val="1"/>
+      <w:numFmt w:val="bullet"/>
+      <w:lvlText w:val=""/>
+      <w:lvlJc w:val="left"/>
+      <w:pPr>
+        <w:tabs>
+          <w:tab w:val="num" w:pos="2160"/>
+        </w:tabs>
+        <w:ind w:left="2160" w:hanging="360"/>
+      </w:pPr>
+      <w:rPr>
+        <w:rFonts w:ascii="Wingdings" w:hAnsi="Wingdings" w:hint="default"/>
+        <w:sz w:val="20"/>
+      </w:rPr>
+    </w:lvl>
+    <w:lvl w:ilvl="3" w:tentative="1">
+      <w:start w:val="1"/>
+      <w:numFmt w:val="bullet"/>
+      <w:lvlText w:val=""/>
+      <w:lvlJc w:val="left"/>
+      <w:pPr>
+        <w:tabs>
+          <w:tab w:val="num" w:pos="2880"/>
+        </w:tabs>
+        <w:ind w:left="2880" w:hanging="360"/>
+      </w:pPr>
+      <w:rPr>
+        <w:rFonts w:ascii="Wingdings" w:hAnsi="Wingdings" w:hint="default"/>
+        <w:sz w:val="20"/>
+      </w:rPr>
+    </w:lvl>
+    <w:lvl w:ilvl="4" w:tentative="1">
+      <w:start w:val="1"/>
+      <w:numFmt w:val="bullet"/>
+      <w:lvlText w:val=""/>
+      <w:lvlJc w:val="left"/>
+      <w:pPr>
+        <w:tabs>
+          <w:tab w:val="num" w:pos="3600"/>
+        </w:tabs>
+        <w:ind w:left="3600" w:hanging="360"/>
+      </w:pPr>
+      <w:rPr>
+        <w:rFonts w:ascii="Wingdings" w:hAnsi="Wingdings" w:hint="default"/>
+        <w:sz w:val="20"/>
+      </w:rPr>
+    </w:lvl>
+    <w:lvl w:ilvl="5" w:tentative="1">
+      <w:start w:val="1"/>
+      <w:numFmt w:val="bullet"/>
+      <w:lvlText w:val=""/>
+      <w:lvlJc w:val="left"/>
+      <w:pPr>
+        <w:tabs>
+          <w:tab w:val="num" w:pos="4320"/>
+        </w:tabs>
+        <w:ind w:left="4320" w:hanging="360"/>
+      </w:pPr>
+      <w:rPr>
+        <w:rFonts w:ascii="Wingdings" w:hAnsi="Wingdings" w:hint="default"/>
+        <w:sz w:val="20"/>
+      </w:rPr>
+    </w:lvl>
+    <w:lvl w:ilvl="6" w:tentative="1">
+      <w:start w:val="1"/>
+      <w:numFmt w:val="bullet"/>
+      <w:lvlText w:val=""/>
+      <w:lvlJc w:val="left"/>
+      <w:pPr>
+        <w:tabs>
+          <w:tab w:val="num" w:pos="5040"/>
+        </w:tabs>
+        <w:ind w:left="5040" w:hanging="360"/>
+      </w:pPr>
+      <w:rPr>
+        <w:rFonts w:ascii="Wingdings" w:hAnsi="Wingdings" w:hint="default"/>
+        <w:sz w:val="20"/>
+      </w:rPr>
+    </w:lvl>
+    <w:lvl w:ilvl="7" w:tentative="1">
+      <w:start w:val="1"/>
+      <w:numFmt w:val="bullet"/>
+      <w:lvlText w:val=""/>
+      <w:lvlJc w:val="left"/>
+      <w:pPr>
+        <w:tabs>
+          <w:tab w:val="num" w:pos="5760"/>
+        </w:tabs>
+        <w:ind w:left="5760" w:hanging="360"/>
+      </w:pPr>
+      <w:rPr>
+        <w:rFonts w:ascii="Wingdings" w:hAnsi="Wingdings" w:hint="default"/>
+        <w:sz w:val="20"/>
+      </w:rPr>
+    </w:lvl>
+    <w:lvl w:ilvl="8" w:tentative="1">
+      <w:start w:val="1"/>
+      <w:numFmt w:val="bullet"/>
+      <w:lvlText w:val=""/>
+      <w:lvlJc w:val="left"/>
+      <w:pPr>
+        <w:tabs>
+          <w:tab w:val="num" w:pos="6480"/>
+        </w:tabs>
+        <w:ind w:left="6480" w:hanging="360"/>
+      </w:pPr>
+      <w:rPr>
+        <w:rFonts w:ascii="Wingdings" w:hAnsi="Wingdings" w:hint="default"/>
+        <w:sz w:val="20"/>
+      </w:rPr>
+    </w:lvl>
+  </w:abstractNum>
+  <w:abstractNum w:abstractNumId="4" w15:restartNumberingAfterBreak="0">
+    <w:nsid w:val="66E069B0"/>
+    <w:multiLevelType w:val="multilevel"/>
+    <w:tmpl w:val="9008F220"/>
+    <w:lvl w:ilvl="0">
+      <w:start w:val="1"/>
+      <w:numFmt w:val="bullet"/>
+      <w:lvlText w:val=""/>
+      <w:lvlJc w:val="left"/>
+      <w:pPr>
+        <w:tabs>
+          <w:tab w:val="num" w:pos="720"/>
+        </w:tabs>
+        <w:ind w:left="720" w:hanging="360"/>
+      </w:pPr>
+      <w:rPr>
+        <w:rFonts w:ascii="Symbol" w:hAnsi="Symbol" w:hint="default"/>
+        <w:sz w:val="20"/>
+      </w:rPr>
+    </w:lvl>
+    <w:lvl w:ilvl="1" w:tentative="1">
+      <w:start w:val="1"/>
+      <w:numFmt w:val="bullet"/>
+      <w:lvlText w:val="o"/>
+      <w:lvlJc w:val="left"/>
+      <w:pPr>
+        <w:tabs>
+          <w:tab w:val="num" w:pos="1440"/>
+        </w:tabs>
+        <w:ind w:left="1440" w:hanging="360"/>
+      </w:pPr>
+      <w:rPr>
+        <w:rFonts w:ascii="Courier New" w:hAnsi="Courier New" w:hint="default"/>
+        <w:sz w:val="20"/>
+      </w:rPr>
+    </w:lvl>
+    <w:lvl w:ilvl="2" w:tentative="1">
+      <w:start w:val="1"/>
+      <w:numFmt w:val="bullet"/>
+      <w:lvlText w:val=""/>
+      <w:lvlJc w:val="left"/>
+      <w:pPr>
+        <w:tabs>
+          <w:tab w:val="num" w:pos="2160"/>
+        </w:tabs>
+        <w:ind w:left="2160" w:hanging="360"/>
+      </w:pPr>
+      <w:rPr>
+        <w:rFonts w:ascii="Wingdings" w:hAnsi="Wingdings" w:hint="default"/>
+        <w:sz w:val="20"/>
+      </w:rPr>
+    </w:lvl>
+    <w:lvl w:ilvl="3" w:tentative="1">
+      <w:start w:val="1"/>
+      <w:numFmt w:val="bullet"/>
+      <w:lvlText w:val=""/>
+      <w:lvlJc w:val="left"/>
+      <w:pPr>
+        <w:tabs>
+          <w:tab w:val="num" w:pos="2880"/>
+        </w:tabs>
+        <w:ind w:left="2880" w:hanging="360"/>
+      </w:pPr>
+      <w:rPr>
+        <w:rFonts w:ascii="Wingdings" w:hAnsi="Wingdings" w:hint="default"/>
+        <w:sz w:val="20"/>
+      </w:rPr>
+    </w:lvl>
+    <w:lvl w:ilvl="4" w:tentative="1">
+      <w:start w:val="1"/>
+      <w:numFmt w:val="bullet"/>
+      <w:lvlText w:val=""/>
+      <w:lvlJc w:val="left"/>
+      <w:pPr>
+        <w:tabs>
+          <w:tab w:val="num" w:pos="3600"/>
+        </w:tabs>
+        <w:ind w:left="3600" w:hanging="360"/>
+      </w:pPr>
+      <w:rPr>
+        <w:rFonts w:ascii="Wingdings" w:hAnsi="Wingdings" w:hint="default"/>
+        <w:sz w:val="20"/>
+      </w:rPr>
+    </w:lvl>
+    <w:lvl w:ilvl="5" w:tentative="1">
+      <w:start w:val="1"/>
+      <w:numFmt w:val="bullet"/>
+      <w:lvlText w:val=""/>
+      <w:lvlJc w:val="left"/>
+      <w:pPr>
+        <w:tabs>
+          <w:tab w:val="num" w:pos="4320"/>
+        </w:tabs>
+        <w:ind w:left="4320" w:hanging="360"/>
+      </w:pPr>
+      <w:rPr>
+        <w:rFonts w:ascii="Wingdings" w:hAnsi="Wingdings" w:hint="default"/>
+        <w:sz w:val="20"/>
+      </w:rPr>
+    </w:lvl>
+    <w:lvl w:ilvl="6" w:tentative="1">
+      <w:start w:val="1"/>
+      <w:numFmt w:val="bullet"/>
+      <w:lvlText w:val=""/>
+      <w:lvlJc w:val="left"/>
+      <w:pPr>
+        <w:tabs>
+          <w:tab w:val="num" w:pos="5040"/>
+        </w:tabs>
+        <w:ind w:left="5040" w:hanging="360"/>
+      </w:pPr>
+      <w:rPr>
+        <w:rFonts w:ascii="Wingdings" w:hAnsi="Wingdings" w:hint="default"/>
+        <w:sz w:val="20"/>
+      </w:rPr>
+    </w:lvl>
+    <w:lvl w:ilvl="7" w:tentative="1">
+      <w:start w:val="1"/>
+      <w:numFmt w:val="bullet"/>
+      <w:lvlText w:val=""/>
+      <w:lvlJc w:val="left"/>
+      <w:pPr>
+        <w:tabs>
+          <w:tab w:val="num" w:pos="5760"/>
+        </w:tabs>
+        <w:ind w:left="5760" w:hanging="360"/>
+      </w:pPr>
+      <w:rPr>
+        <w:rFonts w:ascii="Wingdings" w:hAnsi="Wingdings" w:hint="default"/>
+        <w:sz w:val="20"/>
+      </w:rPr>
+    </w:lvl>
+    <w:lvl w:ilvl="8" w:tentative="1">
+      <w:start w:val="1"/>
+      <w:numFmt w:val="bullet"/>
+      <w:lvlText w:val=""/>
+      <w:lvlJc w:val="left"/>
+      <w:pPr>
+        <w:tabs>
+          <w:tab w:val="num" w:pos="6480"/>
+        </w:tabs>
+        <w:ind w:left="6480" w:hanging="360"/>
+      </w:pPr>
+      <w:rPr>
+        <w:rFonts w:ascii="Wingdings" w:hAnsi="Wingdings" w:hint="default"/>
+        <w:sz w:val="20"/>
+      </w:rPr>
+    </w:lvl>
+  </w:abstractNum>
+  <w:num w:numId="1" w16cid:durableId="1942252126">
+    <w:abstractNumId w:val="0"/>
+  </w:num>
+  <w:num w:numId="2" w16cid:durableId="749502430">
+    <w:abstractNumId w:val="4"/>
+  </w:num>
+  <w:num w:numId="3" w16cid:durableId="870535888">
+    <w:abstractNumId w:val="3"/>
+  </w:num>
+  <w:num w:numId="4" w16cid:durableId="192155151">
+    <w:abstractNumId w:val="1"/>
+  </w:num>
+  <w:num w:numId="5" w16cid:durableId="1792087816">
+    <w:abstractNumId w:val="2"/>
+  </w:num>
+</w:numbering>
 </file>
 
 <file path=word/styles.xml><?xml version="1.0" encoding="utf-8"?>
@@ -870,7 +2958,6 @@
     <w:next w:val="Normal"/>
     <w:link w:val="Heading2Char"/>
     <w:uiPriority w:val="9"/>
-    <w:semiHidden/>
     <w:unhideWhenUsed/>
     <w:qFormat/>
     <w:rsid w:val="00E12A08"/>
@@ -893,7 +2980,6 @@
     <w:next w:val="Normal"/>
     <w:link w:val="Heading3Char"/>
     <w:uiPriority w:val="9"/>
-    <w:semiHidden/>
     <w:unhideWhenUsed/>
     <w:qFormat/>
     <w:rsid w:val="00E12A08"/>
@@ -1087,7 +3173,6 @@
     <w:basedOn w:val="DefaultParagraphFont"/>
     <w:link w:val="Heading2"/>
     <w:uiPriority w:val="9"/>
-    <w:semiHidden/>
     <w:rsid w:val="00E12A08"/>
     <w:rPr>
       <w:rFonts w:asciiTheme="majorHAnsi" w:eastAsiaTheme="majorEastAsia" w:hAnsiTheme="majorHAnsi" w:cstheme="majorBidi"/>
@@ -1101,7 +3186,6 @@
     <w:basedOn w:val="DefaultParagraphFont"/>
     <w:link w:val="Heading3"/>
     <w:uiPriority w:val="9"/>
-    <w:semiHidden/>
     <w:rsid w:val="00E12A08"/>
     <w:rPr>
       <w:rFonts w:eastAsiaTheme="majorEastAsia" w:cstheme="majorBidi"/>
@@ -1357,6 +3441,44 @@
       <w:smallCaps/>
       <w:color w:val="0F4761" w:themeColor="accent1" w:themeShade="BF"/>
       <w:spacing w:val="5"/>
+    </w:rPr>
+  </w:style>
+  <w:style w:type="character" w:styleId="Strong">
+    <w:name w:val="Strong"/>
+    <w:basedOn w:val="DefaultParagraphFont"/>
+    <w:uiPriority w:val="22"/>
+    <w:qFormat/>
+    <w:rsid w:val="0040001A"/>
+    <w:rPr>
+      <w:b/>
+      <w:bCs/>
+    </w:rPr>
+  </w:style>
+  <w:style w:type="character" w:styleId="Emphasis">
+    <w:name w:val="Emphasis"/>
+    <w:basedOn w:val="DefaultParagraphFont"/>
+    <w:uiPriority w:val="20"/>
+    <w:qFormat/>
+    <w:rsid w:val="0040001A"/>
+    <w:rPr>
+      <w:i/>
+      <w:iCs/>
+    </w:rPr>
+  </w:style>
+  <w:style w:type="paragraph" w:styleId="NormalWeb">
+    <w:name w:val="Normal (Web)"/>
+    <w:basedOn w:val="Normal"/>
+    <w:uiPriority w:val="99"/>
+    <w:semiHidden/>
+    <w:unhideWhenUsed/>
+    <w:rsid w:val="0040001A"/>
+    <w:pPr>
+      <w:spacing w:before="100" w:beforeAutospacing="1" w:after="100" w:afterAutospacing="1" w:line="240" w:lineRule="auto"/>
+    </w:pPr>
+    <w:rPr>
+      <w:rFonts w:ascii="Times New Roman" w:eastAsia="Times New Roman" w:hAnsi="Times New Roman" w:cs="Times New Roman"/>
+      <w:kern w:val="0"/>
+      <w14:ligatures w14:val="none"/>
     </w:rPr>
   </w:style>
 </w:styles>
